--- a/app/pages/comunicacao-no-workspace/LOGICA-DA-FUNCIONALIDADE.docx
+++ b/app/pages/comunicacao-no-workspace/LOGICA-DA-FUNCIONALIDADE.docx
@@ -30,7 +30,7 @@
         <w:rPr>
           <w:b w:val="0"/>
         </w:rPr>
-        <w:t xml:space="preserve"> (05/10/2026, rodada 4).</w:t>
+        <w:t xml:space="preserve"> (07/10/2026, rodada 5).</w:t>
       </w:r>
     </w:p>
     <w:p>
@@ -2516,7 +2516,7 @@
                 <w:b w:val="0"/>
                 <w:sz w:val="19"/>
               </w:rPr>
-              <w:t>Sem o cartão nessa tela; sobram tela inicial, lista e tarefa</w:t>
+              <w:t>Sem o cartão nessa tela; sobram a lista de itens e a tarefa</w:t>
             </w:r>
           </w:p>
         </w:tc>
@@ -3602,7 +3602,7 @@
         <w:rPr>
           <w:b w:val="0"/>
         </w:rPr>
-        <w:t xml:space="preserve"> Tela inicial, Tela do item, Lista e quadro de itens, Tarefas, Agenda e Link de formulário público. Cada tela liga e desliga.</w:t>
+        <w:t xml:space="preserve"> Tela do item, Lista e quadro de itens, Tarefas, Agenda e Link de formulário público. Cada tela liga e desliga. A tela inicial fica de fora (4.8).</w:t>
       </w:r>
     </w:p>
     <w:p>
@@ -9767,39 +9767,375 @@
         <w:pStyle w:val="Heading2"/>
       </w:pPr>
       <w:r>
-        <w:t>4.8 Tela inicial: Atalhos</w:t>
+        <w:t>4.8 Tela inicial: sem atalhos</w:t>
       </w:r>
     </w:p>
     <w:p>
-      <w:pPr>
-        <w:pStyle w:val="Heading3"/>
-      </w:pPr>
-      <w:r>
-        <w:t>Como funciona</w:t>
-      </w:r>
-    </w:p>
-    <w:p>
-      <w:pPr>
-        <w:pStyle w:val="ListBullet"/>
-        <w:spacing w:after="40"/>
-      </w:pPr>
       <w:r>
         <w:rPr>
           <w:b w:val="0"/>
         </w:rPr>
-        <w:t>Abaixo da saudação: E-mail, WhatsApp, SMS e "Link de formulário público".</w:t>
-      </w:r>
+        <w:t>O mockup 6 do Felipe põe E-mail, WhatsApp, SMS e "Link de formulário público" abaixo da saudação. O protótipo não põe, porque a tela inicial não tem contexto para nenhum deles:</w:t>
+      </w:r>
+    </w:p>
+    <w:tbl>
+      <w:tblPr>
+        <w:tblStyle w:val="TableGrid"/>
+        <w:tblW w:type="auto" w:w="0"/>
+        <w:jc w:val="center"/>
+        <w:tblLook w:firstColumn="1" w:firstRow="1" w:lastColumn="0" w:lastRow="0" w:noHBand="0" w:noVBand="1" w:val="04A0"/>
+      </w:tblPr>
+      <w:tblGrid>
+        <w:gridCol w:w="4873"/>
+        <w:gridCol w:w="4873"/>
+      </w:tblGrid>
+      <w:tr>
+        <w:trPr>
+          <w:tblHeader w:val="true"/>
+        </w:trPr>
+        <w:tc>
+          <w:tcPr>
+            <w:tcW w:type="dxa" w:w="4873"/>
+            <w:shd w:val="clear" w:color="auto" w:fill="E8EEF7"/>
+          </w:tcPr>
+          <w:p>
+            <w:pPr>
+              <w:spacing w:after="40"/>
+            </w:pPr>
+            <w:r>
+              <w:rPr>
+                <w:sz w:val="19"/>
+              </w:rPr>
+            </w:r>
+            <w:r>
+              <w:rPr>
+                <w:b/>
+                <w:sz w:val="19"/>
+              </w:rPr>
+              <w:t>Atalho</w:t>
+            </w:r>
+          </w:p>
+        </w:tc>
+        <w:tc>
+          <w:tcPr>
+            <w:tcW w:type="dxa" w:w="4873"/>
+            <w:shd w:val="clear" w:color="auto" w:fill="E8EEF7"/>
+          </w:tcPr>
+          <w:p>
+            <w:pPr>
+              <w:spacing w:after="40"/>
+            </w:pPr>
+            <w:r>
+              <w:rPr>
+                <w:sz w:val="19"/>
+              </w:rPr>
+            </w:r>
+            <w:r>
+              <w:rPr>
+                <w:b/>
+                <w:sz w:val="19"/>
+              </w:rPr>
+              <w:t>O que faltaria na tela inicial</w:t>
+            </w:r>
+          </w:p>
+        </w:tc>
+      </w:tr>
+      <w:tr>
+        <w:tc>
+          <w:tcPr>
+            <w:tcW w:type="dxa" w:w="4873"/>
+          </w:tcPr>
+          <w:p>
+            <w:pPr>
+              <w:spacing w:after="40"/>
+            </w:pPr>
+            <w:r>
+              <w:rPr>
+                <w:sz w:val="19"/>
+              </w:rPr>
+            </w:r>
+            <w:r>
+              <w:rPr>
+                <w:b w:val="0"/>
+                <w:sz w:val="19"/>
+              </w:rPr>
+              <w:t>WhatsApp e SMS</w:t>
+            </w:r>
+          </w:p>
+        </w:tc>
+        <w:tc>
+          <w:tcPr>
+            <w:tcW w:type="dxa" w:w="4873"/>
+          </w:tcPr>
+          <w:p>
+            <w:pPr>
+              <w:spacing w:after="40"/>
+            </w:pPr>
+            <w:r>
+              <w:rPr>
+                <w:sz w:val="19"/>
+              </w:rPr>
+            </w:r>
+            <w:r>
+              <w:rPr>
+                <w:b w:val="0"/>
+                <w:sz w:val="19"/>
+              </w:rPr>
+              <w:t>Destinatário: o app abre vazio, igual a abrir o app direto</w:t>
+            </w:r>
+          </w:p>
+        </w:tc>
+      </w:tr>
+      <w:tr>
+        <w:tc>
+          <w:tcPr>
+            <w:tcW w:type="dxa" w:w="4873"/>
+          </w:tcPr>
+          <w:p>
+            <w:pPr>
+              <w:spacing w:after="40"/>
+            </w:pPr>
+            <w:r>
+              <w:rPr>
+                <w:sz w:val="19"/>
+              </w:rPr>
+            </w:r>
+            <w:r>
+              <w:rPr>
+                <w:b w:val="0"/>
+                <w:sz w:val="19"/>
+              </w:rPr>
+              <w:t>E-mail</w:t>
+            </w:r>
+          </w:p>
+        </w:tc>
+        <w:tc>
+          <w:tcPr>
+            <w:tcW w:type="dxa" w:w="4873"/>
+          </w:tcPr>
+          <w:p>
+            <w:pPr>
+              <w:spacing w:after="40"/>
+            </w:pPr>
+            <w:r>
+              <w:rPr>
+                <w:sz w:val="19"/>
+              </w:rPr>
+            </w:r>
+            <w:r>
+              <w:rPr>
+                <w:b w:val="0"/>
+                <w:sz w:val="19"/>
+              </w:rPr>
+              <w:t>Item para vincular e contato para o Para. O e-mail sem contexto já existe no "Novo e-mail" da barra do topo (6.2)</w:t>
+            </w:r>
+          </w:p>
+        </w:tc>
+      </w:tr>
+      <w:tr>
+        <w:tc>
+          <w:tcPr>
+            <w:tcW w:type="dxa" w:w="4873"/>
+          </w:tcPr>
+          <w:p>
+            <w:pPr>
+              <w:spacing w:after="40"/>
+            </w:pPr>
+            <w:r>
+              <w:rPr>
+                <w:sz w:val="19"/>
+              </w:rPr>
+            </w:r>
+            <w:r>
+              <w:rPr>
+                <w:b w:val="0"/>
+                <w:sz w:val="19"/>
+              </w:rPr>
+              <w:t>Link de formulário público</w:t>
+            </w:r>
+          </w:p>
+        </w:tc>
+        <w:tc>
+          <w:tcPr>
+            <w:tcW w:type="dxa" w:w="4873"/>
+          </w:tcPr>
+          <w:p>
+            <w:pPr>
+              <w:spacing w:after="40"/>
+            </w:pPr>
+            <w:r>
+              <w:rPr>
+                <w:sz w:val="19"/>
+              </w:rPr>
+            </w:r>
+            <w:r>
+              <w:rPr>
+                <w:b w:val="0"/>
+                <w:sz w:val="19"/>
+              </w:rPr>
+              <w:t>Qual formulário: o workspace pode ter vários, de categorias diferentes</w:t>
+            </w:r>
+          </w:p>
+        </w:tc>
+      </w:tr>
+    </w:tbl>
+    <w:p>
+      <w:pPr>
+        <w:spacing w:after="40"/>
+      </w:pPr>
     </w:p>
     <w:p>
-      <w:pPr>
-        <w:pStyle w:val="ListBullet"/>
-        <w:spacing w:after="40"/>
-      </w:pPr>
       <w:r>
         <w:rPr>
           <w:b w:val="0"/>
         </w:rPr>
-        <w:t>Sem destinatário: o app abre vazio e a pessoa escolhe para quem. O uso esperado é mandar o link de um formulário público.</w:t>
+        <w:t xml:space="preserve">O link público fica onde o formulário está em uso (5.2). O e-mail de qualquer tela fica no "Novo e-mail". </w:t>
+      </w:r>
+      <w:r>
+        <w:rPr>
+          <w:b/>
+        </w:rPr>
+        <w:t>Pergunta para produto:</w:t>
+      </w:r>
+      <w:r>
+        <w:rPr>
+          <w:b w:val="0"/>
+        </w:rPr>
+        <w:t xml:space="preserve"> o Felipe concorda em tirar a linha da tela inicial?</w:t>
+      </w:r>
+    </w:p>
+    <w:p>
+      <w:pPr>
+        <w:pStyle w:val="Heading1"/>
+      </w:pPr>
+      <w:r>
+        <w:t>5. Link de formulário público</w:t>
+      </w:r>
+    </w:p>
+    <w:p>
+      <w:pPr>
+        <w:pStyle w:val="Heading2"/>
+      </w:pPr>
+      <w:r>
+        <w:t>5.1 A regra</w:t>
+      </w:r>
+    </w:p>
+    <w:p>
+      <w:pPr>
+        <w:pStyle w:val="Heading3"/>
+      </w:pPr>
+      <w:r>
+        <w:t>Como funciona</w:t>
+      </w:r>
+    </w:p>
+    <w:p>
+      <w:pPr>
+        <w:pStyle w:val="ListBullet"/>
+        <w:spacing w:after="40"/>
+      </w:pPr>
+      <w:r>
+        <w:rPr>
+          <w:b w:val="0"/>
+        </w:rPr>
+        <w:t xml:space="preserve">O link aparece só para formulário </w:t>
+      </w:r>
+      <w:r>
+        <w:rPr>
+          <w:b/>
+        </w:rPr>
+        <w:t>público</w:t>
+      </w:r>
+      <w:r>
+        <w:rPr>
+          <w:b w:val="0"/>
+        </w:rPr>
+        <w:t xml:space="preserve"> de tipo </w:t>
+      </w:r>
+      <w:r>
+        <w:rPr>
+          <w:b/>
+        </w:rPr>
+        <w:t>Criação</w:t>
+      </w:r>
+      <w:r>
+        <w:rPr>
+          <w:b w:val="0"/>
+        </w:rPr>
+        <w:t xml:space="preserve"> ou </w:t>
+      </w:r>
+      <w:r>
+        <w:rPr>
+          <w:b/>
+        </w:rPr>
+        <w:t>Geral</w:t>
+      </w:r>
+      <w:r>
+        <w:rPr>
+          <w:b w:val="0"/>
+        </w:rPr>
+        <w:t>.</w:t>
+      </w:r>
+    </w:p>
+    <w:p>
+      <w:pPr>
+        <w:pStyle w:val="ListBullet"/>
+        <w:spacing w:after="40"/>
+      </w:pPr>
+      <w:r>
+        <w:rPr>
+          <w:b w:val="0"/>
+        </w:rPr>
+        <w:t xml:space="preserve">O link é o que já existe: </w:t>
+      </w:r>
+      <w:r>
+        <w:rPr>
+          <w:rFonts w:ascii="Consolas" w:hAnsi="Consolas" w:eastAsia="Consolas"/>
+          <w:b w:val="0"/>
+          <w:sz w:val="18"/>
+        </w:rPr>
+        <w:t>/public/&lt;formulário&gt;/Answer</w:t>
+      </w:r>
+      <w:r>
+        <w:rPr>
+          <w:b w:val="0"/>
+        </w:rPr>
+        <w:t>. Abre sem login e não expira.</w:t>
+      </w:r>
+    </w:p>
+    <w:p>
+      <w:pPr>
+        <w:pStyle w:val="ListBullet"/>
+        <w:spacing w:after="40"/>
+      </w:pPr>
+      <w:r>
+        <w:rPr>
+          <w:b w:val="0"/>
+        </w:rPr>
+        <w:t>Quem responde pelo link cria um item na categoria do formulário.</w:t>
+      </w:r>
+    </w:p>
+    <w:p>
+      <w:pPr>
+        <w:pStyle w:val="ListBullet"/>
+        <w:spacing w:after="40"/>
+      </w:pPr>
+      <w:r>
+        <w:rPr>
+          <w:b w:val="0"/>
+        </w:rPr>
+        <w:t>"Copiar link" mostra o aviso "Link copiado", o mesmo texto em todo lugar.</w:t>
+      </w:r>
+    </w:p>
+    <w:p>
+      <w:pPr>
+        <w:pStyle w:val="ListBullet"/>
+        <w:spacing w:after="40"/>
+      </w:pPr>
+      <w:r>
+        <w:rPr>
+          <w:b w:val="0"/>
+        </w:rPr>
+        <w:t>"Enviar o link por" usa os atalhos de 4.1, com o link no texto.</w:t>
       </w:r>
     </w:p>
     <w:p>
@@ -9916,7 +10252,7 @@
                 <w:b w:val="0"/>
                 <w:sz w:val="19"/>
               </w:rPr>
-              <w:t>Módulo 3.1 com a tela "Tela inicial" ligada (D4)</w:t>
+              <w:t>Formulário Público, de tipo Criação ou Geral (D13)</w:t>
             </w:r>
           </w:p>
         </w:tc>
@@ -9938,7 +10274,7 @@
                 <w:b w:val="0"/>
                 <w:sz w:val="19"/>
               </w:rPr>
-              <w:t>Sistema › Módulos</w:t>
+              <w:t>Editar do formulário › Visibilidade</w:t>
             </w:r>
           </w:p>
         </w:tc>
@@ -9960,7 +10296,7 @@
                 <w:b w:val="0"/>
                 <w:sz w:val="19"/>
               </w:rPr>
-              <w:t>A linha Atalhos não aparece</w:t>
+              <w:t>O link não aparece</w:t>
             </w:r>
           </w:p>
         </w:tc>
@@ -9984,7 +10320,7 @@
                 <w:b w:val="0"/>
                 <w:sz w:val="19"/>
               </w:rPr>
-              <w:t>Para o menu de link: formulário público de Criação ou Geral (D13)</w:t>
+              <w:t>Tela "Link de formulário público" ligada no módulo 3.1 (D4)</w:t>
             </w:r>
           </w:p>
         </w:tc>
@@ -10006,7 +10342,7 @@
                 <w:b w:val="0"/>
                 <w:sz w:val="19"/>
               </w:rPr>
-              <w:t>Editar do formulário</w:t>
+              <w:t>Sistema › Módulos</w:t>
             </w:r>
           </w:p>
         </w:tc>
@@ -10028,7 +10364,7 @@
                 <w:b w:val="0"/>
                 <w:sz w:val="19"/>
               </w:rPr>
-              <w:t>O menu mostra "Nenhum formulário público" e a dica do porquê</w:t>
+              <w:t>O link só se copia na configuração, como hoje</w:t>
             </w:r>
           </w:p>
         </w:tc>
@@ -10052,7 +10388,7 @@
                 <w:b w:val="0"/>
                 <w:sz w:val="19"/>
               </w:rPr>
-              <w:t>Apps no computador (D18)</w:t>
+              <w:t>Enviar o link por WhatsApp e SMS: apps no computador (D18)</w:t>
             </w:r>
           </w:p>
         </w:tc>
@@ -10097,6 +10433,74 @@
                 <w:sz w:val="19"/>
               </w:rPr>
               <w:t>O app não abre</w:t>
+            </w:r>
+          </w:p>
+        </w:tc>
+      </w:tr>
+      <w:tr>
+        <w:tc>
+          <w:tcPr>
+            <w:tcW w:type="dxa" w:w="3628"/>
+          </w:tcPr>
+          <w:p>
+            <w:pPr>
+              <w:spacing w:after="40"/>
+            </w:pPr>
+            <w:r>
+              <w:rPr>
+                <w:sz w:val="19"/>
+              </w:rPr>
+            </w:r>
+            <w:r>
+              <w:rPr>
+                <w:b w:val="0"/>
+                <w:sz w:val="19"/>
+              </w:rPr>
+              <w:t>Enviar o link pelo e-mail do ENSPACE: Correio do Outlook (D1)</w:t>
+            </w:r>
+          </w:p>
+        </w:tc>
+        <w:tc>
+          <w:tcPr>
+            <w:tcW w:type="dxa" w:w="2268"/>
+          </w:tcPr>
+          <w:p>
+            <w:pPr>
+              <w:spacing w:after="40"/>
+            </w:pPr>
+            <w:r>
+              <w:rPr>
+                <w:sz w:val="19"/>
+              </w:rPr>
+            </w:r>
+            <w:r>
+              <w:rPr>
+                <w:b w:val="0"/>
+                <w:sz w:val="19"/>
+              </w:rPr>
+              <w:t>Perfil › Integrações</w:t>
+            </w:r>
+          </w:p>
+        </w:tc>
+        <w:tc>
+          <w:tcPr>
+            <w:tcW w:type="dxa" w:w="3515"/>
+          </w:tcPr>
+          <w:p>
+            <w:pPr>
+              <w:spacing w:after="40"/>
+            </w:pPr>
+            <w:r>
+              <w:rPr>
+                <w:sz w:val="19"/>
+              </w:rPr>
+            </w:r>
+            <w:r>
+              <w:rPr>
+                <w:b w:val="0"/>
+                <w:sz w:val="19"/>
+              </w:rPr>
+              <w:t>O e-mail abre no app da pessoa</w:t>
             </w:r>
           </w:p>
         </w:tc>
@@ -10116,35 +10520,15 @@
       </w:r>
     </w:p>
     <w:p>
+      <w:pPr>
+        <w:pStyle w:val="ListBullet"/>
+        <w:spacing w:after="40"/>
+      </w:pPr>
       <w:r>
         <w:rPr>
           <w:b w:val="0"/>
         </w:rPr>
-        <w:t>É o mockup 6. A tela inicial já recebe atalho de módulo: com Comparações ligado, aparece "Acessar Comparações" ali.</w:t>
-      </w:r>
-    </w:p>
-    <w:p>
-      <w:pPr>
-        <w:pStyle w:val="Heading1"/>
-      </w:pPr>
-      <w:r>
-        <w:t>5. Link de formulário público</w:t>
-      </w:r>
-    </w:p>
-    <w:p>
-      <w:pPr>
-        <w:pStyle w:val="Heading2"/>
-      </w:pPr>
-      <w:r>
-        <w:t>5.1 A regra</w:t>
-      </w:r>
-    </w:p>
-    <w:p>
-      <w:pPr>
-        <w:pStyle w:val="Heading3"/>
-      </w:pPr>
-      <w:r>
-        <w:t>Como funciona</w:t>
+        <w:t>Editar e Visualizar dependem de um item que o link não leva.</w:t>
       </w:r>
     </w:p>
     <w:p>
@@ -10156,113 +10540,543 @@
         <w:rPr>
           <w:b w:val="0"/>
         </w:rPr>
-        <w:t xml:space="preserve">O link aparece só para formulário </w:t>
-      </w:r>
-      <w:r>
-        <w:rPr>
-          <w:b/>
-        </w:rPr>
-        <w:t>público</w:t>
-      </w:r>
+        <w:t>Hoje o link só se copia em Configurações › Estrutura › Categorias › Formulários, com 6 cliques. O documento pede o link "nas telas de tarefas, itens ou onde o usuário preenche o formulário".</w:t>
+      </w:r>
+    </w:p>
+    <w:p>
+      <w:pPr>
+        <w:pStyle w:val="ListBullet"/>
+        <w:spacing w:after="40"/>
+      </w:pPr>
       <w:r>
         <w:rPr>
           <w:b w:val="0"/>
         </w:rPr>
-        <w:t xml:space="preserve"> de tipo </w:t>
-      </w:r>
-      <w:r>
-        <w:rPr>
-          <w:b/>
-        </w:rPr>
-        <w:t>Criação</w:t>
-      </w:r>
+        <w:t>Hoje há 2 avisos para a mesma ação: "Copiado!" e "Link copiado para a sua área de transferência".</w:t>
+      </w:r>
+    </w:p>
+    <w:p>
+      <w:pPr>
+        <w:pStyle w:val="Heading2"/>
+      </w:pPr>
+      <w:r>
+        <w:t>5.2 Onde aparece</w:t>
+      </w:r>
+    </w:p>
+    <w:tbl>
+      <w:tblPr>
+        <w:tblStyle w:val="TableGrid"/>
+        <w:tblW w:type="auto" w:w="0"/>
+        <w:jc w:val="center"/>
+        <w:tblLook w:firstColumn="1" w:firstRow="1" w:lastColumn="0" w:lastRow="0" w:noHBand="0" w:noVBand="1" w:val="04A0"/>
+      </w:tblPr>
+      <w:tblGrid>
+        <w:gridCol w:w="2436"/>
+        <w:gridCol w:w="2436"/>
+        <w:gridCol w:w="2436"/>
+        <w:gridCol w:w="2436"/>
+      </w:tblGrid>
+      <w:tr>
+        <w:trPr>
+          <w:tblHeader w:val="true"/>
+        </w:trPr>
+        <w:tc>
+          <w:tcPr>
+            <w:tcW w:type="dxa" w:w="2436"/>
+            <w:shd w:val="clear" w:color="auto" w:fill="E8EEF7"/>
+          </w:tcPr>
+          <w:p>
+            <w:pPr>
+              <w:spacing w:after="40"/>
+            </w:pPr>
+            <w:r>
+              <w:rPr>
+                <w:sz w:val="19"/>
+              </w:rPr>
+            </w:r>
+            <w:r>
+              <w:rPr>
+                <w:b/>
+                <w:sz w:val="19"/>
+              </w:rPr>
+              <w:t>Tela</w:t>
+            </w:r>
+          </w:p>
+        </w:tc>
+        <w:tc>
+          <w:tcPr>
+            <w:tcW w:type="dxa" w:w="2436"/>
+            <w:shd w:val="clear" w:color="auto" w:fill="E8EEF7"/>
+          </w:tcPr>
+          <w:p>
+            <w:pPr>
+              <w:spacing w:after="40"/>
+            </w:pPr>
+            <w:r>
+              <w:rPr>
+                <w:sz w:val="19"/>
+              </w:rPr>
+            </w:r>
+            <w:r>
+              <w:rPr>
+                <w:b/>
+                <w:sz w:val="19"/>
+              </w:rPr>
+              <w:t>O que aparece</w:t>
+            </w:r>
+          </w:p>
+        </w:tc>
+        <w:tc>
+          <w:tcPr>
+            <w:tcW w:type="dxa" w:w="2436"/>
+            <w:shd w:val="clear" w:color="auto" w:fill="E8EEF7"/>
+          </w:tcPr>
+          <w:p>
+            <w:pPr>
+              <w:spacing w:after="40"/>
+            </w:pPr>
+            <w:r>
+              <w:rPr>
+                <w:sz w:val="19"/>
+              </w:rPr>
+            </w:r>
+            <w:r>
+              <w:rPr>
+                <w:b/>
+                <w:sz w:val="19"/>
+              </w:rPr>
+              <w:t>Jornada</w:t>
+            </w:r>
+          </w:p>
+        </w:tc>
+        <w:tc>
+          <w:tcPr>
+            <w:tcW w:type="dxa" w:w="2436"/>
+            <w:shd w:val="clear" w:color="auto" w:fill="E8EEF7"/>
+          </w:tcPr>
+          <w:p>
+            <w:pPr>
+              <w:spacing w:after="40"/>
+            </w:pPr>
+            <w:r>
+              <w:rPr>
+                <w:sz w:val="19"/>
+              </w:rPr>
+            </w:r>
+            <w:r>
+              <w:rPr>
+                <w:b/>
+                <w:sz w:val="19"/>
+              </w:rPr>
+              <w:t>Depende também de</w:t>
+            </w:r>
+          </w:p>
+        </w:tc>
+      </w:tr>
+      <w:tr>
+        <w:tc>
+          <w:tcPr>
+            <w:tcW w:type="dxa" w:w="2436"/>
+          </w:tcPr>
+          <w:p>
+            <w:pPr>
+              <w:spacing w:after="40"/>
+            </w:pPr>
+            <w:r>
+              <w:rPr>
+                <w:sz w:val="19"/>
+              </w:rPr>
+            </w:r>
+            <w:r>
+              <w:rPr>
+                <w:b w:val="0"/>
+                <w:sz w:val="19"/>
+              </w:rPr>
+              <w:t>Requisições</w:t>
+            </w:r>
+          </w:p>
+        </w:tc>
+        <w:tc>
+          <w:tcPr>
+            <w:tcW w:type="dxa" w:w="2436"/>
+          </w:tcPr>
+          <w:p>
+            <w:pPr>
+              <w:spacing w:after="40"/>
+            </w:pPr>
+            <w:r>
+              <w:rPr>
+                <w:sz w:val="19"/>
+              </w:rPr>
+            </w:r>
+            <w:r>
+              <w:rPr>
+                <w:b w:val="0"/>
+                <w:sz w:val="19"/>
+              </w:rPr>
+              <w:t>Cartão "Compartilhar este formulário" entre o seletor e o formulário</w:t>
+            </w:r>
+          </w:p>
+        </w:tc>
+        <w:tc>
+          <w:tcPr>
+            <w:tcW w:type="dxa" w:w="2436"/>
+          </w:tcPr>
+          <w:p>
+            <w:pPr>
+              <w:spacing w:after="40"/>
+            </w:pPr>
+            <w:r>
+              <w:rPr>
+                <w:sz w:val="19"/>
+              </w:rPr>
+            </w:r>
+            <w:r>
+              <w:rPr>
+                <w:b w:val="0"/>
+                <w:sz w:val="19"/>
+              </w:rPr>
+              <w:t>Escolhe o formulário, clica em Copiar link ou em Enviar o link por</w:t>
+            </w:r>
+          </w:p>
+        </w:tc>
+        <w:tc>
+          <w:tcPr>
+            <w:tcW w:type="dxa" w:w="2436"/>
+          </w:tcPr>
+          <w:p>
+            <w:pPr>
+              <w:spacing w:after="40"/>
+            </w:pPr>
+            <w:r>
+              <w:rPr>
+                <w:sz w:val="19"/>
+              </w:rPr>
+            </w:r>
+            <w:r>
+              <w:rPr>
+                <w:b w:val="0"/>
+                <w:sz w:val="19"/>
+              </w:rPr>
+              <w:t>A tela Requisições no menu (D14)</w:t>
+            </w:r>
+          </w:p>
+        </w:tc>
+      </w:tr>
+      <w:tr>
+        <w:tc>
+          <w:tcPr>
+            <w:tcW w:type="dxa" w:w="2436"/>
+          </w:tcPr>
+          <w:p>
+            <w:pPr>
+              <w:spacing w:after="40"/>
+            </w:pPr>
+            <w:r>
+              <w:rPr>
+                <w:sz w:val="19"/>
+              </w:rPr>
+            </w:r>
+            <w:r>
+              <w:rPr>
+                <w:b w:val="0"/>
+                <w:sz w:val="19"/>
+              </w:rPr>
+              <w:t>Lista de itens</w:t>
+            </w:r>
+          </w:p>
+        </w:tc>
+        <w:tc>
+          <w:tcPr>
+            <w:tcW w:type="dxa" w:w="2436"/>
+          </w:tcPr>
+          <w:p>
+            <w:pPr>
+              <w:spacing w:after="40"/>
+            </w:pPr>
+            <w:r>
+              <w:rPr>
+                <w:sz w:val="19"/>
+              </w:rPr>
+            </w:r>
+            <w:r>
+              <w:rPr>
+                <w:b w:val="0"/>
+                <w:sz w:val="19"/>
+              </w:rPr>
+              <w:t>Menu "Link de formulário público", só com os formulários da categoria</w:t>
+            </w:r>
+          </w:p>
+        </w:tc>
+        <w:tc>
+          <w:tcPr>
+            <w:tcW w:type="dxa" w:w="2436"/>
+          </w:tcPr>
+          <w:p>
+            <w:pPr>
+              <w:spacing w:after="40"/>
+            </w:pPr>
+            <w:r>
+              <w:rPr>
+                <w:sz w:val="19"/>
+              </w:rPr>
+            </w:r>
+            <w:r>
+              <w:rPr>
+                <w:b w:val="0"/>
+                <w:sz w:val="19"/>
+              </w:rPr>
+              <w:t>Abre o menu, copia ou envia</w:t>
+            </w:r>
+          </w:p>
+        </w:tc>
+        <w:tc>
+          <w:tcPr>
+            <w:tcW w:type="dxa" w:w="2436"/>
+          </w:tcPr>
+          <w:p>
+            <w:pPr>
+              <w:spacing w:after="40"/>
+            </w:pPr>
+            <w:r>
+              <w:rPr>
+                <w:sz w:val="19"/>
+              </w:rPr>
+            </w:r>
+            <w:r>
+              <w:rPr>
+                <w:b w:val="0"/>
+                <w:sz w:val="19"/>
+              </w:rPr>
+              <w:t>Permissão de ver a categoria (D10)</w:t>
+            </w:r>
+          </w:p>
+        </w:tc>
+      </w:tr>
+      <w:tr>
+        <w:tc>
+          <w:tcPr>
+            <w:tcW w:type="dxa" w:w="2436"/>
+          </w:tcPr>
+          <w:p>
+            <w:pPr>
+              <w:spacing w:after="40"/>
+            </w:pPr>
+            <w:r>
+              <w:rPr>
+                <w:sz w:val="19"/>
+              </w:rPr>
+            </w:r>
+            <w:r>
+              <w:rPr>
+                <w:b w:val="0"/>
+                <w:sz w:val="19"/>
+              </w:rPr>
+              <w:t>Painel da tarefa de formulário</w:t>
+            </w:r>
+          </w:p>
+        </w:tc>
+        <w:tc>
+          <w:tcPr>
+            <w:tcW w:type="dxa" w:w="2436"/>
+          </w:tcPr>
+          <w:p>
+            <w:pPr>
+              <w:spacing w:after="40"/>
+            </w:pPr>
+            <w:r>
+              <w:rPr>
+                <w:sz w:val="19"/>
+              </w:rPr>
+            </w:r>
+            <w:r>
+              <w:rPr>
+                <w:b w:val="0"/>
+                <w:sz w:val="19"/>
+              </w:rPr>
+              <w:t>O mesmo cartão, com a linha "A resposta pelo link cria um item novo em &lt;categoria&gt;. Esta tarefa continua aberta até você concluí-la."</w:t>
+            </w:r>
+          </w:p>
+        </w:tc>
+        <w:tc>
+          <w:tcPr>
+            <w:tcW w:type="dxa" w:w="2436"/>
+          </w:tcPr>
+          <w:p>
+            <w:pPr>
+              <w:spacing w:after="40"/>
+            </w:pPr>
+            <w:r>
+              <w:rPr>
+                <w:sz w:val="19"/>
+              </w:rPr>
+            </w:r>
+            <w:r>
+              <w:rPr>
+                <w:b w:val="0"/>
+                <w:sz w:val="19"/>
+              </w:rPr>
+              <w:t>Abre a tarefa, copia ou envia</w:t>
+            </w:r>
+          </w:p>
+        </w:tc>
+        <w:tc>
+          <w:tcPr>
+            <w:tcW w:type="dxa" w:w="2436"/>
+          </w:tcPr>
+          <w:p>
+            <w:pPr>
+              <w:spacing w:after="40"/>
+            </w:pPr>
+            <w:r>
+              <w:rPr>
+                <w:sz w:val="19"/>
+              </w:rPr>
+            </w:r>
+            <w:r>
+              <w:rPr>
+                <w:b w:val="0"/>
+                <w:sz w:val="19"/>
+              </w:rPr>
+              <w:t>Um Spaceflow que gera a tarefa de formulário (D15)</w:t>
+            </w:r>
+          </w:p>
+        </w:tc>
+      </w:tr>
+      <w:tr>
+        <w:tc>
+          <w:tcPr>
+            <w:tcW w:type="dxa" w:w="2436"/>
+          </w:tcPr>
+          <w:p>
+            <w:pPr>
+              <w:spacing w:after="40"/>
+            </w:pPr>
+            <w:r>
+              <w:rPr>
+                <w:sz w:val="19"/>
+              </w:rPr>
+            </w:r>
+            <w:r>
+              <w:rPr>
+                <w:b w:val="0"/>
+                <w:sz w:val="19"/>
+              </w:rPr>
+              <w:t>Formulários da categoria</w:t>
+            </w:r>
+          </w:p>
+        </w:tc>
+        <w:tc>
+          <w:tcPr>
+            <w:tcW w:type="dxa" w:w="2436"/>
+          </w:tcPr>
+          <w:p>
+            <w:pPr>
+              <w:spacing w:after="40"/>
+            </w:pPr>
+            <w:r>
+              <w:rPr>
+                <w:sz w:val="19"/>
+              </w:rPr>
+            </w:r>
+            <w:r>
+              <w:rPr>
+                <w:b w:val="0"/>
+                <w:sz w:val="19"/>
+              </w:rPr>
+              <w:t>"Copiar" (já existe) e "Tornar público/privado" no menu da linha</w:t>
+            </w:r>
+          </w:p>
+        </w:tc>
+        <w:tc>
+          <w:tcPr>
+            <w:tcW w:type="dxa" w:w="2436"/>
+          </w:tcPr>
+          <w:p>
+            <w:pPr>
+              <w:spacing w:after="40"/>
+            </w:pPr>
+            <w:r>
+              <w:rPr>
+                <w:sz w:val="19"/>
+              </w:rPr>
+            </w:r>
+            <w:r>
+              <w:rPr>
+                <w:b w:val="0"/>
+                <w:sz w:val="19"/>
+              </w:rPr>
+              <w:t>Atalho para o Editar › Visibilidade, que já existe</w:t>
+            </w:r>
+          </w:p>
+        </w:tc>
+        <w:tc>
+          <w:tcPr>
+            <w:tcW w:type="dxa" w:w="2436"/>
+          </w:tcPr>
+          <w:p>
+            <w:pPr>
+              <w:spacing w:after="40"/>
+            </w:pPr>
+            <w:r>
+              <w:rPr>
+                <w:sz w:val="19"/>
+              </w:rPr>
+            </w:r>
+            <w:r>
+              <w:rPr>
+                <w:b w:val="0"/>
+                <w:sz w:val="19"/>
+              </w:rPr>
+              <w:t>Acesso à configuração da categoria</w:t>
+            </w:r>
+          </w:p>
+        </w:tc>
+      </w:tr>
+    </w:tbl>
+    <w:p>
+      <w:pPr>
+        <w:spacing w:after="40"/>
+      </w:pPr>
+    </w:p>
+    <w:p>
       <w:r>
         <w:rPr>
           <w:b w:val="0"/>
         </w:rPr>
-        <w:t xml:space="preserve"> ou </w:t>
-      </w:r>
-      <w:r>
-        <w:rPr>
-          <w:b/>
-        </w:rPr>
-        <w:t>Geral</w:t>
-      </w:r>
+        <w:t>Formulário privado mostra 1 linha dizendo por que não há link.</w:t>
+      </w:r>
+    </w:p>
+    <w:p>
+      <w:pPr>
+        <w:pStyle w:val="Heading3"/>
+      </w:pPr>
+      <w:r>
+        <w:t>Por que a linha na tarefa</w:t>
+      </w:r>
+    </w:p>
+    <w:p>
       <w:r>
         <w:rPr>
           <w:b w:val="0"/>
         </w:rPr>
-        <w:t>.</w:t>
+        <w:t>A tarefa de formulário vem de um Spaceflow e só fecha quando o responsável preenche e conclui. A resposta pelo link público cria um item à parte. Sem a linha, a pessoa acha que o link conclui a tarefa.</w:t>
       </w:r>
     </w:p>
     <w:p>
       <w:pPr>
-        <w:pStyle w:val="ListBullet"/>
-        <w:spacing w:after="40"/>
-      </w:pPr>
-      <w:r>
-        <w:rPr>
-          <w:b w:val="0"/>
-        </w:rPr>
-        <w:t xml:space="preserve">O link é o que já existe: </w:t>
-      </w:r>
-      <w:r>
-        <w:rPr>
-          <w:rFonts w:ascii="Consolas" w:hAnsi="Consolas" w:eastAsia="Consolas"/>
-          <w:b w:val="0"/>
-          <w:sz w:val="18"/>
-        </w:rPr>
-        <w:t>/public/&lt;formulário&gt;/Answer</w:t>
-      </w:r>
-      <w:r>
-        <w:rPr>
-          <w:b w:val="0"/>
-        </w:rPr>
-        <w:t>. Abre sem login e não expira.</w:t>
+        <w:pStyle w:val="Heading1"/>
+      </w:pPr>
+      <w:r>
+        <w:t>6. E-mail do ENSPACE em qualquer tela</w:t>
       </w:r>
     </w:p>
     <w:p>
       <w:pPr>
-        <w:pStyle w:val="ListBullet"/>
-        <w:spacing w:after="40"/>
-      </w:pPr>
-      <w:r>
-        <w:rPr>
-          <w:b w:val="0"/>
-        </w:rPr>
-        <w:t>Quem responde pelo link cria um item na categoria do formulário.</w:t>
-      </w:r>
-    </w:p>
-    <w:p>
-      <w:pPr>
-        <w:pStyle w:val="ListBullet"/>
-        <w:spacing w:after="40"/>
-      </w:pPr>
-      <w:r>
-        <w:rPr>
-          <w:b w:val="0"/>
-        </w:rPr>
-        <w:t>"Copiar link" mostra o aviso "Link copiado", o mesmo texto em todo lugar.</w:t>
-      </w:r>
-    </w:p>
-    <w:p>
-      <w:pPr>
-        <w:pStyle w:val="ListBullet"/>
-        <w:spacing w:after="40"/>
-      </w:pPr>
-      <w:r>
-        <w:rPr>
-          <w:b w:val="0"/>
-        </w:rPr>
-        <w:t>"Enviar o link por" usa os atalhos de 4.1, com o link no texto.</w:t>
-      </w:r>
-    </w:p>
-    <w:p>
-      <w:pPr>
         <w:pStyle w:val="Heading3"/>
       </w:pPr>
       <w:r>
-        <w:t>Depende de</w:t>
+        <w:t>Depende de, para a seção inteira</w:t>
       </w:r>
     </w:p>
     <w:tbl>
@@ -10371,7 +11185,7 @@
                 <w:b w:val="0"/>
                 <w:sz w:val="19"/>
               </w:rPr>
-              <w:t>Formulário Público, de tipo Criação ou Geral (D13)</w:t>
+              <w:t>Módulo 3.3 ligado (D5)</w:t>
             </w:r>
           </w:p>
         </w:tc>
@@ -10393,7 +11207,7 @@
                 <w:b w:val="0"/>
                 <w:sz w:val="19"/>
               </w:rPr>
-              <w:t>Editar do formulário › Visibilidade</w:t>
+              <w:t>Sistema › Módulos</w:t>
             </w:r>
           </w:p>
         </w:tc>
@@ -10415,7 +11229,7 @@
                 <w:b w:val="0"/>
                 <w:sz w:val="19"/>
               </w:rPr>
-              <w:t>O link não aparece</w:t>
+              <w:t>Nada desta seção aparece; fica a Mail Box do item, como hoje</w:t>
             </w:r>
           </w:p>
         </w:tc>
@@ -10439,7 +11253,7 @@
                 <w:b w:val="0"/>
                 <w:sz w:val="19"/>
               </w:rPr>
-              <w:t>Tela "Link de formulário público" ligada no módulo 3.1 (D4)</w:t>
+              <w:t>Correio do Outlook no perfil da pessoa (D1), com conta Microsoft (D2)</w:t>
             </w:r>
           </w:p>
         </w:tc>
@@ -10461,7 +11275,7 @@
                 <w:b w:val="0"/>
                 <w:sz w:val="19"/>
               </w:rPr>
-              <w:t>Sistema › Módulos</w:t>
+              <w:t>Cada pessoa, em Perfil › Integrações</w:t>
             </w:r>
           </w:p>
         </w:tc>
@@ -10483,7 +11297,7 @@
                 <w:b w:val="0"/>
                 <w:sz w:val="19"/>
               </w:rPr>
-              <w:t>O link só se copia na configuração, como hoje</w:t>
+              <w:t>A gaveta mostra "Nenhuma conta integrada disponível" e "Integrar contas"; os atalhos de e-mail abrem o app</w:t>
             </w:r>
           </w:p>
         </w:tc>
@@ -10507,7 +11321,7 @@
                 <w:b w:val="0"/>
                 <w:sz w:val="19"/>
               </w:rPr>
-              <w:t>Enviar o link por WhatsApp e SMS: apps no computador (D18)</w:t>
+              <w:t>Pasta Mail Box na categoria do item (D9)</w:t>
             </w:r>
           </w:p>
         </w:tc>
@@ -10529,7 +11343,7 @@
                 <w:b w:val="0"/>
                 <w:sz w:val="19"/>
               </w:rPr>
-              <w:t>Computador da pessoa</w:t>
+              <w:t>Estrutura › Categorias › Pastas</w:t>
             </w:r>
           </w:p>
         </w:tc>
@@ -10551,75 +11365,7 @@
                 <w:b w:val="0"/>
                 <w:sz w:val="19"/>
               </w:rPr>
-              <w:t>O app não abre</w:t>
-            </w:r>
-          </w:p>
-        </w:tc>
-      </w:tr>
-      <w:tr>
-        <w:tc>
-          <w:tcPr>
-            <w:tcW w:type="dxa" w:w="3628"/>
-          </w:tcPr>
-          <w:p>
-            <w:pPr>
-              <w:spacing w:after="40"/>
-            </w:pPr>
-            <w:r>
-              <w:rPr>
-                <w:sz w:val="19"/>
-              </w:rPr>
-            </w:r>
-            <w:r>
-              <w:rPr>
-                <w:b w:val="0"/>
-                <w:sz w:val="19"/>
-              </w:rPr>
-              <w:t>Enviar o link pelo e-mail do ENSPACE: Correio do Outlook (D1)</w:t>
-            </w:r>
-          </w:p>
-        </w:tc>
-        <w:tc>
-          <w:tcPr>
-            <w:tcW w:type="dxa" w:w="2268"/>
-          </w:tcPr>
-          <w:p>
-            <w:pPr>
-              <w:spacing w:after="40"/>
-            </w:pPr>
-            <w:r>
-              <w:rPr>
-                <w:sz w:val="19"/>
-              </w:rPr>
-            </w:r>
-            <w:r>
-              <w:rPr>
-                <w:b w:val="0"/>
-                <w:sz w:val="19"/>
-              </w:rPr>
-              <w:t>Perfil › Integrações</w:t>
-            </w:r>
-          </w:p>
-        </w:tc>
-        <w:tc>
-          <w:tcPr>
-            <w:tcW w:type="dxa" w:w="3515"/>
-          </w:tcPr>
-          <w:p>
-            <w:pPr>
-              <w:spacing w:after="40"/>
-            </w:pPr>
-            <w:r>
-              <w:rPr>
-                <w:sz w:val="19"/>
-              </w:rPr>
-            </w:r>
-            <w:r>
-              <w:rPr>
-                <w:b w:val="0"/>
-                <w:sz w:val="19"/>
-              </w:rPr>
-              <w:t>O e-mail abre no app da pessoa</w:t>
+              <w:t>O e-mail vinculado sai, mas não aparece na tela do item</w:t>
             </w:r>
           </w:p>
         </w:tc>
@@ -10632,22 +11378,18 @@
     </w:p>
     <w:p>
       <w:pPr>
-        <w:pStyle w:val="Heading3"/>
-      </w:pPr>
-      <w:r>
-        <w:t>Por que assim</w:t>
+        <w:pStyle w:val="Heading2"/>
+      </w:pPr>
+      <w:r>
+        <w:t>6.1 Como o envio funciona hoje (base de tudo)</w:t>
       </w:r>
     </w:p>
     <w:p>
-      <w:pPr>
-        <w:pStyle w:val="ListBullet"/>
-        <w:spacing w:after="40"/>
-      </w:pPr>
       <w:r>
         <w:rPr>
           <w:b w:val="0"/>
         </w:rPr>
-        <w:t>Editar e Visualizar dependem de um item que o link não leva.</w:t>
+        <w:t>Lido no código da gaveta "Nova Mensagem" da Mail Box:</w:t>
       </w:r>
     </w:p>
     <w:p>
@@ -10659,543 +11401,319 @@
         <w:rPr>
           <w:b w:val="0"/>
         </w:rPr>
-        <w:t>Hoje o link só se copia em Configurações › Estrutura › Categorias › Formulários, com 6 cliques. O documento pede o link "nas telas de tarefas, itens ou onde o usuário preenche o formulário".</w:t>
-      </w:r>
-    </w:p>
-    <w:p>
-      <w:pPr>
-        <w:pStyle w:val="ListBullet"/>
-        <w:spacing w:after="40"/>
-      </w:pPr>
+        <w:t xml:space="preserve">O envio é </w:t>
+      </w:r>
+      <w:r>
+        <w:rPr>
+          <w:rFonts w:ascii="Consolas" w:hAnsi="Consolas" w:eastAsia="Consolas"/>
+          <w:b w:val="0"/>
+          <w:sz w:val="18"/>
+        </w:rPr>
+        <w:t>POST user-integrations/microsoft/send-email</w:t>
+      </w:r>
       <w:r>
         <w:rPr>
           <w:b w:val="0"/>
         </w:rPr>
-        <w:t>Hoje há 2 avisos para a mesma ação: "Copiado!" e "Link copiado para a sua área de transferência".</w:t>
-      </w:r>
-    </w:p>
-    <w:p>
-      <w:pPr>
-        <w:pStyle w:val="Heading2"/>
-      </w:pPr>
-      <w:r>
-        <w:t>5.2 Onde aparece</w:t>
-      </w:r>
-    </w:p>
-    <w:tbl>
-      <w:tblPr>
-        <w:tblStyle w:val="TableGrid"/>
-        <w:tblW w:type="auto" w:w="0"/>
-        <w:jc w:val="center"/>
-        <w:tblLook w:firstColumn="1" w:firstRow="1" w:lastColumn="0" w:lastRow="0" w:noHBand="0" w:noVBand="1" w:val="04A0"/>
-      </w:tblPr>
-      <w:tblGrid>
-        <w:gridCol w:w="2436"/>
-        <w:gridCol w:w="2436"/>
-        <w:gridCol w:w="2436"/>
-        <w:gridCol w:w="2436"/>
-      </w:tblGrid>
-      <w:tr>
-        <w:trPr>
-          <w:tblHeader w:val="true"/>
-        </w:trPr>
-        <w:tc>
-          <w:tcPr>
-            <w:tcW w:type="dxa" w:w="2436"/>
-            <w:shd w:val="clear" w:color="auto" w:fill="E8EEF7"/>
-          </w:tcPr>
-          <w:p>
-            <w:pPr>
-              <w:spacing w:after="40"/>
-            </w:pPr>
-            <w:r>
-              <w:rPr>
-                <w:sz w:val="19"/>
-              </w:rPr>
-            </w:r>
-            <w:r>
-              <w:rPr>
-                <w:b/>
-                <w:sz w:val="19"/>
-              </w:rPr>
-              <w:t>Tela</w:t>
-            </w:r>
-          </w:p>
-        </w:tc>
-        <w:tc>
-          <w:tcPr>
-            <w:tcW w:type="dxa" w:w="2436"/>
-            <w:shd w:val="clear" w:color="auto" w:fill="E8EEF7"/>
-          </w:tcPr>
-          <w:p>
-            <w:pPr>
-              <w:spacing w:after="40"/>
-            </w:pPr>
-            <w:r>
-              <w:rPr>
-                <w:sz w:val="19"/>
-              </w:rPr>
-            </w:r>
-            <w:r>
-              <w:rPr>
-                <w:b/>
-                <w:sz w:val="19"/>
-              </w:rPr>
-              <w:t>O que aparece</w:t>
-            </w:r>
-          </w:p>
-        </w:tc>
-        <w:tc>
-          <w:tcPr>
-            <w:tcW w:type="dxa" w:w="2436"/>
-            <w:shd w:val="clear" w:color="auto" w:fill="E8EEF7"/>
-          </w:tcPr>
-          <w:p>
-            <w:pPr>
-              <w:spacing w:after="40"/>
-            </w:pPr>
-            <w:r>
-              <w:rPr>
-                <w:sz w:val="19"/>
-              </w:rPr>
-            </w:r>
-            <w:r>
-              <w:rPr>
-                <w:b/>
-                <w:sz w:val="19"/>
-              </w:rPr>
-              <w:t>Jornada</w:t>
-            </w:r>
-          </w:p>
-        </w:tc>
-        <w:tc>
-          <w:tcPr>
-            <w:tcW w:type="dxa" w:w="2436"/>
-            <w:shd w:val="clear" w:color="auto" w:fill="E8EEF7"/>
-          </w:tcPr>
-          <w:p>
-            <w:pPr>
-              <w:spacing w:after="40"/>
-            </w:pPr>
-            <w:r>
-              <w:rPr>
-                <w:sz w:val="19"/>
-              </w:rPr>
-            </w:r>
-            <w:r>
-              <w:rPr>
-                <w:b/>
-                <w:sz w:val="19"/>
-              </w:rPr>
-              <w:t>Depende também de</w:t>
-            </w:r>
-          </w:p>
-        </w:tc>
-      </w:tr>
-      <w:tr>
-        <w:tc>
-          <w:tcPr>
-            <w:tcW w:type="dxa" w:w="2436"/>
-          </w:tcPr>
-          <w:p>
-            <w:pPr>
-              <w:spacing w:after="40"/>
-            </w:pPr>
-            <w:r>
-              <w:rPr>
-                <w:sz w:val="19"/>
-              </w:rPr>
-            </w:r>
-            <w:r>
-              <w:rPr>
-                <w:b w:val="0"/>
-                <w:sz w:val="19"/>
-              </w:rPr>
-              <w:t>Requisições</w:t>
-            </w:r>
-          </w:p>
-        </w:tc>
-        <w:tc>
-          <w:tcPr>
-            <w:tcW w:type="dxa" w:w="2436"/>
-          </w:tcPr>
-          <w:p>
-            <w:pPr>
-              <w:spacing w:after="40"/>
-            </w:pPr>
-            <w:r>
-              <w:rPr>
-                <w:sz w:val="19"/>
-              </w:rPr>
-            </w:r>
-            <w:r>
-              <w:rPr>
-                <w:b w:val="0"/>
-                <w:sz w:val="19"/>
-              </w:rPr>
-              <w:t>Cartão "Compartilhar este formulário" entre o seletor e o formulário</w:t>
-            </w:r>
-          </w:p>
-        </w:tc>
-        <w:tc>
-          <w:tcPr>
-            <w:tcW w:type="dxa" w:w="2436"/>
-          </w:tcPr>
-          <w:p>
-            <w:pPr>
-              <w:spacing w:after="40"/>
-            </w:pPr>
-            <w:r>
-              <w:rPr>
-                <w:sz w:val="19"/>
-              </w:rPr>
-            </w:r>
-            <w:r>
-              <w:rPr>
-                <w:b w:val="0"/>
-                <w:sz w:val="19"/>
-              </w:rPr>
-              <w:t>Escolhe o formulário, clica em Copiar link ou em Enviar o link por</w:t>
-            </w:r>
-          </w:p>
-        </w:tc>
-        <w:tc>
-          <w:tcPr>
-            <w:tcW w:type="dxa" w:w="2436"/>
-          </w:tcPr>
-          <w:p>
-            <w:pPr>
-              <w:spacing w:after="40"/>
-            </w:pPr>
-            <w:r>
-              <w:rPr>
-                <w:sz w:val="19"/>
-              </w:rPr>
-            </w:r>
-            <w:r>
-              <w:rPr>
-                <w:b w:val="0"/>
-                <w:sz w:val="19"/>
-              </w:rPr>
-              <w:t>A tela Requisições no menu (D14)</w:t>
-            </w:r>
-          </w:p>
-        </w:tc>
-      </w:tr>
-      <w:tr>
-        <w:tc>
-          <w:tcPr>
-            <w:tcW w:type="dxa" w:w="2436"/>
-          </w:tcPr>
-          <w:p>
-            <w:pPr>
-              <w:spacing w:after="40"/>
-            </w:pPr>
-            <w:r>
-              <w:rPr>
-                <w:sz w:val="19"/>
-              </w:rPr>
-            </w:r>
-            <w:r>
-              <w:rPr>
-                <w:b w:val="0"/>
-                <w:sz w:val="19"/>
-              </w:rPr>
-              <w:t>Tela inicial e lista de itens</w:t>
-            </w:r>
-          </w:p>
-        </w:tc>
-        <w:tc>
-          <w:tcPr>
-            <w:tcW w:type="dxa" w:w="2436"/>
-          </w:tcPr>
-          <w:p>
-            <w:pPr>
-              <w:spacing w:after="40"/>
-            </w:pPr>
-            <w:r>
-              <w:rPr>
-                <w:sz w:val="19"/>
-              </w:rPr>
-            </w:r>
-            <w:r>
-              <w:rPr>
-                <w:b w:val="0"/>
-                <w:sz w:val="19"/>
-              </w:rPr>
-              <w:t>Menu "Link de formulário público" (na lista, só os da categoria)</w:t>
-            </w:r>
-          </w:p>
-        </w:tc>
-        <w:tc>
-          <w:tcPr>
-            <w:tcW w:type="dxa" w:w="2436"/>
-          </w:tcPr>
-          <w:p>
-            <w:pPr>
-              <w:spacing w:after="40"/>
-            </w:pPr>
-            <w:r>
-              <w:rPr>
-                <w:sz w:val="19"/>
-              </w:rPr>
-            </w:r>
-            <w:r>
-              <w:rPr>
-                <w:b w:val="0"/>
-                <w:sz w:val="19"/>
-              </w:rPr>
-              <w:t>Abre o menu, copia ou envia</w:t>
-            </w:r>
-          </w:p>
-        </w:tc>
-        <w:tc>
-          <w:tcPr>
-            <w:tcW w:type="dxa" w:w="2436"/>
-          </w:tcPr>
-          <w:p>
-            <w:pPr>
-              <w:spacing w:after="40"/>
-            </w:pPr>
-            <w:r>
-              <w:rPr>
-                <w:sz w:val="19"/>
-              </w:rPr>
-            </w:r>
-            <w:r>
-              <w:rPr>
-                <w:b w:val="0"/>
-                <w:sz w:val="19"/>
-              </w:rPr>
-              <w:t>Permissão de ver a categoria (D10)</w:t>
-            </w:r>
-          </w:p>
-        </w:tc>
-      </w:tr>
-      <w:tr>
-        <w:tc>
-          <w:tcPr>
-            <w:tcW w:type="dxa" w:w="2436"/>
-          </w:tcPr>
-          <w:p>
-            <w:pPr>
-              <w:spacing w:after="40"/>
-            </w:pPr>
-            <w:r>
-              <w:rPr>
-                <w:sz w:val="19"/>
-              </w:rPr>
-            </w:r>
-            <w:r>
-              <w:rPr>
-                <w:b w:val="0"/>
-                <w:sz w:val="19"/>
-              </w:rPr>
-              <w:t>Painel da tarefa de formulário</w:t>
-            </w:r>
-          </w:p>
-        </w:tc>
-        <w:tc>
-          <w:tcPr>
-            <w:tcW w:type="dxa" w:w="2436"/>
-          </w:tcPr>
-          <w:p>
-            <w:pPr>
-              <w:spacing w:after="40"/>
-            </w:pPr>
-            <w:r>
-              <w:rPr>
-                <w:sz w:val="19"/>
-              </w:rPr>
-            </w:r>
-            <w:r>
-              <w:rPr>
-                <w:b w:val="0"/>
-                <w:sz w:val="19"/>
-              </w:rPr>
-              <w:t>O mesmo cartão, com a linha "A resposta pelo link cria um item novo em &lt;categoria&gt;. Esta tarefa continua aberta até você concluí-la."</w:t>
-            </w:r>
-          </w:p>
-        </w:tc>
-        <w:tc>
-          <w:tcPr>
-            <w:tcW w:type="dxa" w:w="2436"/>
-          </w:tcPr>
-          <w:p>
-            <w:pPr>
-              <w:spacing w:after="40"/>
-            </w:pPr>
-            <w:r>
-              <w:rPr>
-                <w:sz w:val="19"/>
-              </w:rPr>
-            </w:r>
-            <w:r>
-              <w:rPr>
-                <w:b w:val="0"/>
-                <w:sz w:val="19"/>
-              </w:rPr>
-              <w:t>Abre a tarefa, copia ou envia</w:t>
-            </w:r>
-          </w:p>
-        </w:tc>
-        <w:tc>
-          <w:tcPr>
-            <w:tcW w:type="dxa" w:w="2436"/>
-          </w:tcPr>
-          <w:p>
-            <w:pPr>
-              <w:spacing w:after="40"/>
-            </w:pPr>
-            <w:r>
-              <w:rPr>
-                <w:sz w:val="19"/>
-              </w:rPr>
-            </w:r>
-            <w:r>
-              <w:rPr>
-                <w:b w:val="0"/>
-                <w:sz w:val="19"/>
-              </w:rPr>
-              <w:t>Um Spaceflow que gera a tarefa de formulário (D15)</w:t>
-            </w:r>
-          </w:p>
-        </w:tc>
-      </w:tr>
-      <w:tr>
-        <w:tc>
-          <w:tcPr>
-            <w:tcW w:type="dxa" w:w="2436"/>
-          </w:tcPr>
-          <w:p>
-            <w:pPr>
-              <w:spacing w:after="40"/>
-            </w:pPr>
-            <w:r>
-              <w:rPr>
-                <w:sz w:val="19"/>
-              </w:rPr>
-            </w:r>
-            <w:r>
-              <w:rPr>
-                <w:b w:val="0"/>
-                <w:sz w:val="19"/>
-              </w:rPr>
-              <w:t>Formulários da categoria</w:t>
-            </w:r>
-          </w:p>
-        </w:tc>
-        <w:tc>
-          <w:tcPr>
-            <w:tcW w:type="dxa" w:w="2436"/>
-          </w:tcPr>
-          <w:p>
-            <w:pPr>
-              <w:spacing w:after="40"/>
-            </w:pPr>
-            <w:r>
-              <w:rPr>
-                <w:sz w:val="19"/>
-              </w:rPr>
-            </w:r>
-            <w:r>
-              <w:rPr>
-                <w:b w:val="0"/>
-                <w:sz w:val="19"/>
-              </w:rPr>
-              <w:t>"Copiar" (já existe) e "Tornar público/privado" no menu da linha</w:t>
-            </w:r>
-          </w:p>
-        </w:tc>
-        <w:tc>
-          <w:tcPr>
-            <w:tcW w:type="dxa" w:w="2436"/>
-          </w:tcPr>
-          <w:p>
-            <w:pPr>
-              <w:spacing w:after="40"/>
-            </w:pPr>
-            <w:r>
-              <w:rPr>
-                <w:sz w:val="19"/>
-              </w:rPr>
-            </w:r>
-            <w:r>
-              <w:rPr>
-                <w:b w:val="0"/>
-                <w:sz w:val="19"/>
-              </w:rPr>
-              <w:t>Atalho para o Editar › Visibilidade, que já existe</w:t>
-            </w:r>
-          </w:p>
-        </w:tc>
-        <w:tc>
-          <w:tcPr>
-            <w:tcW w:type="dxa" w:w="2436"/>
-          </w:tcPr>
-          <w:p>
-            <w:pPr>
-              <w:spacing w:after="40"/>
-            </w:pPr>
-            <w:r>
-              <w:rPr>
-                <w:sz w:val="19"/>
-              </w:rPr>
-            </w:r>
-            <w:r>
-              <w:rPr>
-                <w:b w:val="0"/>
-                <w:sz w:val="19"/>
-              </w:rPr>
-              <w:t>Acesso à configuração da categoria</w:t>
-            </w:r>
-          </w:p>
-        </w:tc>
-      </w:tr>
-    </w:tbl>
-    <w:p>
-      <w:pPr>
-        <w:spacing w:after="40"/>
-      </w:pPr>
-    </w:p>
-    <w:p>
+        <w:t xml:space="preserve">, com </w:t>
+      </w:r>
+      <w:r>
+        <w:rPr>
+          <w:rFonts w:ascii="Consolas" w:hAnsi="Consolas" w:eastAsia="Consolas"/>
+          <w:b w:val="0"/>
+          <w:sz w:val="18"/>
+        </w:rPr>
+        <w:t>to</w:t>
+      </w:r>
       <w:r>
         <w:rPr>
           <w:b w:val="0"/>
         </w:rPr>
-        <w:t>Formulário privado mostra 1 linha dizendo por que não há link.</w:t>
-      </w:r>
-    </w:p>
-    <w:p>
-      <w:pPr>
-        <w:pStyle w:val="Heading3"/>
-      </w:pPr>
-      <w:r>
-        <w:t>Por que a linha na tarefa</w:t>
-      </w:r>
-    </w:p>
-    <w:p>
+        <w:t xml:space="preserve">, </w:t>
+      </w:r>
+      <w:r>
+        <w:rPr>
+          <w:rFonts w:ascii="Consolas" w:hAnsi="Consolas" w:eastAsia="Consolas"/>
+          <w:b w:val="0"/>
+          <w:sz w:val="18"/>
+        </w:rPr>
+        <w:t>cc</w:t>
+      </w:r>
       <w:r>
         <w:rPr>
           <w:b w:val="0"/>
         </w:rPr>
-        <w:t>A tarefa de formulário vem de um Spaceflow e só fecha quando o responsável preenche e conclui. A resposta pelo link público cria um item à parte. Sem a linha, a pessoa acha que o link conclui a tarefa.</w:t>
+        <w:t xml:space="preserve">, </w:t>
+      </w:r>
+      <w:r>
+        <w:rPr>
+          <w:rFonts w:ascii="Consolas" w:hAnsi="Consolas" w:eastAsia="Consolas"/>
+          <w:b w:val="0"/>
+          <w:sz w:val="18"/>
+        </w:rPr>
+        <w:t>bcc</w:t>
+      </w:r>
+      <w:r>
+        <w:rPr>
+          <w:b w:val="0"/>
+        </w:rPr>
+        <w:t xml:space="preserve">, </w:t>
+      </w:r>
+      <w:r>
+        <w:rPr>
+          <w:rFonts w:ascii="Consolas" w:hAnsi="Consolas" w:eastAsia="Consolas"/>
+          <w:b w:val="0"/>
+          <w:sz w:val="18"/>
+        </w:rPr>
+        <w:t>replyTo</w:t>
+      </w:r>
+      <w:r>
+        <w:rPr>
+          <w:b w:val="0"/>
+        </w:rPr>
+        <w:t xml:space="preserve">, </w:t>
+      </w:r>
+      <w:r>
+        <w:rPr>
+          <w:rFonts w:ascii="Consolas" w:hAnsi="Consolas" w:eastAsia="Consolas"/>
+          <w:b w:val="0"/>
+          <w:sz w:val="18"/>
+        </w:rPr>
+        <w:t>subject</w:t>
+      </w:r>
+      <w:r>
+        <w:rPr>
+          <w:b w:val="0"/>
+        </w:rPr>
+        <w:t xml:space="preserve">, </w:t>
+      </w:r>
+      <w:r>
+        <w:rPr>
+          <w:rFonts w:ascii="Consolas" w:hAnsi="Consolas" w:eastAsia="Consolas"/>
+          <w:b w:val="0"/>
+          <w:sz w:val="18"/>
+        </w:rPr>
+        <w:t>message</w:t>
+      </w:r>
+      <w:r>
+        <w:rPr>
+          <w:b w:val="0"/>
+        </w:rPr>
+        <w:t xml:space="preserve">, </w:t>
+      </w:r>
+      <w:r>
+        <w:rPr>
+          <w:rFonts w:ascii="Consolas" w:hAnsi="Consolas" w:eastAsia="Consolas"/>
+          <w:b w:val="0"/>
+          <w:sz w:val="18"/>
+        </w:rPr>
+        <w:t>attachments</w:t>
+      </w:r>
+      <w:r>
+        <w:rPr>
+          <w:b w:val="0"/>
+        </w:rPr>
+        <w:t xml:space="preserve"> e </w:t>
+      </w:r>
+      <w:r>
+        <w:rPr>
+          <w:rFonts w:ascii="Consolas" w:hAnsi="Consolas" w:eastAsia="Consolas"/>
+          <w:b w:val="0"/>
+          <w:sz w:val="18"/>
+        </w:rPr>
+        <w:t>item_ref</w:t>
+      </w:r>
+      <w:r>
+        <w:rPr>
+          <w:b w:val="0"/>
+        </w:rPr>
+        <w:t>.</w:t>
       </w:r>
     </w:p>
     <w:p>
       <w:pPr>
-        <w:pStyle w:val="Heading1"/>
-      </w:pPr>
-      <w:r>
-        <w:t>6. E-mail do ENSPACE em qualquer tela</w:t>
+        <w:pStyle w:val="ListBullet"/>
+        <w:spacing w:after="40"/>
+      </w:pPr>
+      <w:r>
+        <w:rPr>
+          <w:b w:val="0"/>
+        </w:rPr>
+        <w:t xml:space="preserve">O remetente é a conta do Outlook que a pessoa integrou. </w:t>
+      </w:r>
+      <w:r>
+        <w:rPr>
+          <w:b/>
+        </w:rPr>
+        <w:t>Por isso a Mail Box do item já depende do Correio do Outlook hoje:</w:t>
+      </w:r>
+      <w:r>
+        <w:rPr>
+          <w:b w:val="0"/>
+        </w:rPr>
+        <w:t xml:space="preserve"> sem ele, a gaveta não deixa escrever.</w:t>
       </w:r>
     </w:p>
     <w:p>
       <w:pPr>
+        <w:pStyle w:val="ListBullet"/>
+        <w:spacing w:after="40"/>
+      </w:pPr>
+      <w:r>
+        <w:rPr>
+          <w:b w:val="0"/>
+        </w:rPr>
+        <w:t xml:space="preserve">No item, </w:t>
+      </w:r>
+      <w:r>
+        <w:rPr>
+          <w:rFonts w:ascii="Consolas" w:hAnsi="Consolas" w:eastAsia="Consolas"/>
+          <w:b w:val="0"/>
+          <w:sz w:val="18"/>
+        </w:rPr>
+        <w:t>replyTo</w:t>
+      </w:r>
+      <w:r>
+        <w:rPr>
+          <w:b w:val="0"/>
+        </w:rPr>
+        <w:t xml:space="preserve"> e </w:t>
+      </w:r>
+      <w:r>
+        <w:rPr>
+          <w:rFonts w:ascii="Consolas" w:hAnsi="Consolas" w:eastAsia="Consolas"/>
+          <w:b w:val="0"/>
+          <w:sz w:val="18"/>
+        </w:rPr>
+        <w:t>mailBox</w:t>
+      </w:r>
+      <w:r>
+        <w:rPr>
+          <w:b w:val="0"/>
+        </w:rPr>
+        <w:t xml:space="preserve"> recebem o endereço do item, e </w:t>
+      </w:r>
+      <w:r>
+        <w:rPr>
+          <w:rFonts w:ascii="Consolas" w:hAnsi="Consolas" w:eastAsia="Consolas"/>
+          <w:b w:val="0"/>
+          <w:sz w:val="18"/>
+        </w:rPr>
+        <w:t>item_ref</w:t>
+      </w:r>
+      <w:r>
+        <w:rPr>
+          <w:b w:val="0"/>
+        </w:rPr>
+        <w:t xml:space="preserve"> recebe a referência do item. O endereço do item é </w:t>
+      </w:r>
+      <w:r>
+        <w:rPr>
+          <w:rFonts w:ascii="Consolas" w:hAnsi="Consolas" w:eastAsia="Consolas"/>
+          <w:b w:val="0"/>
+          <w:sz w:val="18"/>
+        </w:rPr>
+        <w:t>&lt;referência do item em minúsculas&gt;.&lt;referência do workspace&gt;@&lt;domínio das caixas&gt;</w:t>
+      </w:r>
+      <w:r>
+        <w:rPr>
+          <w:b w:val="0"/>
+        </w:rPr>
+        <w:t xml:space="preserve"> (no develop, </w:t>
+      </w:r>
+      <w:r>
+        <w:rPr>
+          <w:rFonts w:ascii="Consolas" w:hAnsi="Consolas" w:eastAsia="Consolas"/>
+          <w:b w:val="0"/>
+          <w:sz w:val="18"/>
+        </w:rPr>
+        <w:t>develop.box.enspace.io</w:t>
+      </w:r>
+      <w:r>
+        <w:rPr>
+          <w:b w:val="0"/>
+        </w:rPr>
+        <w:t>).</w:t>
+      </w:r>
+    </w:p>
+    <w:p>
+      <w:pPr>
+        <w:pStyle w:val="ListBullet"/>
+        <w:spacing w:after="40"/>
+      </w:pPr>
+      <w:r>
+        <w:rPr>
+          <w:b w:val="0"/>
+        </w:rPr>
+        <w:t>A resposta do cliente chega no endereço do item e aparece em Mail Box › Recebidos. O enviado aparece em Mail Box › Enviados, com Reenviar.</w:t>
+      </w:r>
+    </w:p>
+    <w:p>
+      <w:pPr>
+        <w:pStyle w:val="ListBullet"/>
+        <w:spacing w:after="40"/>
+      </w:pPr>
+      <w:r>
+        <w:rPr>
+          <w:b w:val="0"/>
+        </w:rPr>
+        <w:t>O template (Configurações › E-mails › Modelos de E-mail) troca as variáveis pelos dados do item.</w:t>
+      </w:r>
+    </w:p>
+    <w:p>
+      <w:pPr>
+        <w:pStyle w:val="ListBullet"/>
+        <w:spacing w:after="40"/>
+      </w:pPr>
+      <w:r>
+        <w:rPr>
+          <w:b w:val="0"/>
+        </w:rPr>
+        <w:t>Há "Inserir assinatura", com a assinatura da conta do Outlook.</w:t>
+      </w:r>
+    </w:p>
+    <w:p>
+      <w:r>
+        <w:rPr>
+          <w:b w:val="0"/>
+        </w:rPr>
+        <w:t>O vínculo fica gravado pela referência do item, não pelo nome. É o que o documento pede.</w:t>
+      </w:r>
+    </w:p>
+    <w:p>
+      <w:pPr>
+        <w:pStyle w:val="Heading2"/>
+      </w:pPr>
+      <w:r>
+        <w:t>6.2 "Novo e-mail" na barra do topo</w:t>
+      </w:r>
+    </w:p>
+    <w:p>
+      <w:pPr>
         <w:pStyle w:val="Heading3"/>
       </w:pPr>
       <w:r>
-        <w:t>Depende de, para a seção inteira</w:t>
+        <w:t>Como funciona</w:t>
+      </w:r>
+    </w:p>
+    <w:p>
+      <w:pPr>
+        <w:pStyle w:val="ListBullet"/>
+        <w:spacing w:after="40"/>
+      </w:pPr>
+      <w:r>
+        <w:rPr>
+          <w:b w:val="0"/>
+        </w:rPr>
+        <w:t>Botão com rótulo na barra do topo, ao lado de Suporte. A tecla C abre o compositor fora de campo de texto. Com rascunho guardado, o botão ganha um ponto.</w:t>
+      </w:r>
+    </w:p>
+    <w:p>
+      <w:pPr>
+        <w:pStyle w:val="Heading3"/>
+      </w:pPr>
+      <w:r>
+        <w:t>Depende de</w:t>
       </w:r>
     </w:p>
     <w:tbl>
@@ -11348,7 +11866,7 @@
                 <w:b w:val="0"/>
                 <w:sz w:val="19"/>
               </w:rPr>
-              <w:t>Nada desta seção aparece; fica a Mail Box do item, como hoje</w:t>
+              <w:t>O botão não aparece</w:t>
             </w:r>
           </w:p>
         </w:tc>
@@ -11372,7 +11890,7 @@
                 <w:b w:val="0"/>
                 <w:sz w:val="19"/>
               </w:rPr>
-              <w:t>Correio do Outlook no perfil da pessoa (D1), com conta Microsoft (D2)</w:t>
+              <w:t>Correio do Outlook (D1)</w:t>
             </w:r>
           </w:p>
         </w:tc>
@@ -11394,7 +11912,7 @@
                 <w:b w:val="0"/>
                 <w:sz w:val="19"/>
               </w:rPr>
-              <w:t>Cada pessoa, em Perfil › Integrações</w:t>
+              <w:t>Perfil › Integrações</w:t>
             </w:r>
           </w:p>
         </w:tc>
@@ -11416,75 +11934,7 @@
                 <w:b w:val="0"/>
                 <w:sz w:val="19"/>
               </w:rPr>
-              <w:t>A gaveta mostra "Nenhuma conta integrada disponível" e "Integrar contas"; os atalhos de e-mail abrem o app</w:t>
-            </w:r>
-          </w:p>
-        </w:tc>
-      </w:tr>
-      <w:tr>
-        <w:tc>
-          <w:tcPr>
-            <w:tcW w:type="dxa" w:w="3628"/>
-          </w:tcPr>
-          <w:p>
-            <w:pPr>
-              <w:spacing w:after="40"/>
-            </w:pPr>
-            <w:r>
-              <w:rPr>
-                <w:sz w:val="19"/>
-              </w:rPr>
-            </w:r>
-            <w:r>
-              <w:rPr>
-                <w:b w:val="0"/>
-                <w:sz w:val="19"/>
-              </w:rPr>
-              <w:t>Pasta Mail Box na categoria do item (D9)</w:t>
-            </w:r>
-          </w:p>
-        </w:tc>
-        <w:tc>
-          <w:tcPr>
-            <w:tcW w:type="dxa" w:w="2268"/>
-          </w:tcPr>
-          <w:p>
-            <w:pPr>
-              <w:spacing w:after="40"/>
-            </w:pPr>
-            <w:r>
-              <w:rPr>
-                <w:sz w:val="19"/>
-              </w:rPr>
-            </w:r>
-            <w:r>
-              <w:rPr>
-                <w:b w:val="0"/>
-                <w:sz w:val="19"/>
-              </w:rPr>
-              <w:t>Estrutura › Categorias › Pastas</w:t>
-            </w:r>
-          </w:p>
-        </w:tc>
-        <w:tc>
-          <w:tcPr>
-            <w:tcW w:type="dxa" w:w="3515"/>
-          </w:tcPr>
-          <w:p>
-            <w:pPr>
-              <w:spacing w:after="40"/>
-            </w:pPr>
-            <w:r>
-              <w:rPr>
-                <w:sz w:val="19"/>
-              </w:rPr>
-            </w:r>
-            <w:r>
-              <w:rPr>
-                <w:b w:val="0"/>
-                <w:sz w:val="19"/>
-              </w:rPr>
-              <w:t>O e-mail vinculado sai, mas não aparece na tela do item</w:t>
+              <w:t>O botão abre a gaveta com o aviso "Nenhuma conta integrada disponível"</w:t>
             </w:r>
           </w:p>
         </w:tc>
@@ -11497,334 +11947,602 @@
     </w:p>
     <w:p>
       <w:pPr>
-        <w:pStyle w:val="Heading2"/>
-      </w:pPr>
-      <w:r>
-        <w:t>6.1 Como o envio funciona hoje (base de tudo)</w:t>
+        <w:pStyle w:val="Heading3"/>
+      </w:pPr>
+      <w:r>
+        <w:t>Como a pessoa usa</w:t>
       </w:r>
     </w:p>
     <w:p>
+      <w:pPr>
+        <w:spacing w:after="40"/>
+        <w:ind w:left="510" w:hanging="340"/>
+      </w:pPr>
+      <w:r>
+        <w:t xml:space="preserve">1. </w:t>
+      </w:r>
       <w:r>
         <w:rPr>
           <w:b w:val="0"/>
         </w:rPr>
-        <w:t>Lido no código da gaveta "Nova Mensagem" da Mail Box:</w:t>
+        <w:t>Em qualquer tela, clica em "Novo e-mail" ou aperta C.</w:t>
       </w:r>
     </w:p>
     <w:p>
       <w:pPr>
-        <w:pStyle w:val="ListBullet"/>
         <w:spacing w:after="40"/>
-      </w:pPr>
+        <w:ind w:left="510" w:hanging="340"/>
+      </w:pPr>
+      <w:r>
+        <w:t xml:space="preserve">2. </w:t>
+      </w:r>
       <w:r>
         <w:rPr>
           <w:b w:val="0"/>
         </w:rPr>
-        <w:t xml:space="preserve">O envio é </w:t>
-      </w:r>
-      <w:r>
-        <w:rPr>
-          <w:rFonts w:ascii="Consolas" w:hAnsi="Consolas" w:eastAsia="Consolas"/>
-          <w:b w:val="0"/>
-          <w:sz w:val="18"/>
-        </w:rPr>
-        <w:t>POST user-integrations/microsoft/send-email</w:t>
-      </w:r>
+        <w:t>Escreve (6.3) e envia.</w:t>
+      </w:r>
+    </w:p>
+    <w:p>
+      <w:pPr>
+        <w:pStyle w:val="Heading3"/>
+      </w:pPr>
+      <w:r>
+        <w:t>Por que assim</w:t>
+      </w:r>
+    </w:p>
+    <w:p>
       <w:r>
         <w:rPr>
           <w:b w:val="0"/>
         </w:rPr>
-        <w:t xml:space="preserve">, com </w:t>
-      </w:r>
-      <w:r>
-        <w:rPr>
-          <w:rFonts w:ascii="Consolas" w:hAnsi="Consolas" w:eastAsia="Consolas"/>
-          <w:b w:val="0"/>
-          <w:sz w:val="18"/>
-        </w:rPr>
-        <w:t>to</w:t>
-      </w:r>
+        <w:t>O documento pede o e-mail "da mesma forma que outras funcionalidades transversais da plataforma". As transversais de hoje (Suporte, notificações) moram na barra do topo.</w:t>
+      </w:r>
+    </w:p>
+    <w:p>
+      <w:pPr>
+        <w:pStyle w:val="Heading2"/>
+      </w:pPr>
+      <w:r>
+        <w:t>6.3 O compositor</w:t>
+      </w:r>
+    </w:p>
+    <w:p>
+      <w:pPr>
+        <w:pStyle w:val="Heading3"/>
+      </w:pPr>
+      <w:r>
+        <w:t>Como funciona</w:t>
+      </w:r>
+    </w:p>
+    <w:tbl>
+      <w:tblPr>
+        <w:tblStyle w:val="TableGrid"/>
+        <w:tblW w:type="auto" w:w="0"/>
+        <w:jc w:val="center"/>
+        <w:tblLook w:firstColumn="1" w:firstRow="1" w:lastColumn="0" w:lastRow="0" w:noHBand="0" w:noVBand="1" w:val="04A0"/>
+      </w:tblPr>
+      <w:tblGrid>
+        <w:gridCol w:w="4873"/>
+        <w:gridCol w:w="4873"/>
+      </w:tblGrid>
+      <w:tr>
+        <w:trPr>
+          <w:tblHeader w:val="true"/>
+        </w:trPr>
+        <w:tc>
+          <w:tcPr>
+            <w:tcW w:type="dxa" w:w="4873"/>
+            <w:shd w:val="clear" w:color="auto" w:fill="E8EEF7"/>
+          </w:tcPr>
+          <w:p>
+            <w:pPr>
+              <w:spacing w:after="40"/>
+            </w:pPr>
+            <w:r>
+              <w:rPr>
+                <w:sz w:val="19"/>
+              </w:rPr>
+            </w:r>
+            <w:r>
+              <w:rPr>
+                <w:b/>
+                <w:sz w:val="19"/>
+              </w:rPr>
+              <w:t>Campo</w:t>
+            </w:r>
+          </w:p>
+        </w:tc>
+        <w:tc>
+          <w:tcPr>
+            <w:tcW w:type="dxa" w:w="4873"/>
+            <w:shd w:val="clear" w:color="auto" w:fill="E8EEF7"/>
+          </w:tcPr>
+          <w:p>
+            <w:pPr>
+              <w:spacing w:after="40"/>
+            </w:pPr>
+            <w:r>
+              <w:rPr>
+                <w:sz w:val="19"/>
+              </w:rPr>
+            </w:r>
+            <w:r>
+              <w:rPr>
+                <w:b/>
+                <w:sz w:val="19"/>
+              </w:rPr>
+              <w:t>Regra</w:t>
+            </w:r>
+          </w:p>
+        </w:tc>
+      </w:tr>
+      <w:tr>
+        <w:tc>
+          <w:tcPr>
+            <w:tcW w:type="dxa" w:w="4873"/>
+          </w:tcPr>
+          <w:p>
+            <w:pPr>
+              <w:spacing w:after="40"/>
+            </w:pPr>
+            <w:r>
+              <w:rPr>
+                <w:sz w:val="19"/>
+              </w:rPr>
+            </w:r>
+            <w:r>
+              <w:rPr>
+                <w:b w:val="0"/>
+                <w:sz w:val="19"/>
+              </w:rPr>
+              <w:t>De</w:t>
+            </w:r>
+          </w:p>
+        </w:tc>
+        <w:tc>
+          <w:tcPr>
+            <w:tcW w:type="dxa" w:w="4873"/>
+          </w:tcPr>
+          <w:p>
+            <w:pPr>
+              <w:spacing w:after="40"/>
+            </w:pPr>
+            <w:r>
+              <w:rPr>
+                <w:sz w:val="19"/>
+              </w:rPr>
+            </w:r>
+            <w:r>
+              <w:rPr>
+                <w:b w:val="0"/>
+                <w:sz w:val="19"/>
+              </w:rPr>
+              <w:t>A conta do Outlook da pessoa, só leitura. Proposta: hoje a tela não mostra</w:t>
+            </w:r>
+          </w:p>
+        </w:tc>
+      </w:tr>
+      <w:tr>
+        <w:tc>
+          <w:tcPr>
+            <w:tcW w:type="dxa" w:w="4873"/>
+          </w:tcPr>
+          <w:p>
+            <w:pPr>
+              <w:spacing w:after="40"/>
+            </w:pPr>
+            <w:r>
+              <w:rPr>
+                <w:sz w:val="19"/>
+              </w:rPr>
+            </w:r>
+            <w:r>
+              <w:rPr>
+                <w:b w:val="0"/>
+                <w:sz w:val="19"/>
+              </w:rPr>
+              <w:t>Responder para</w:t>
+            </w:r>
+          </w:p>
+        </w:tc>
+        <w:tc>
+          <w:tcPr>
+            <w:tcW w:type="dxa" w:w="4873"/>
+          </w:tcPr>
+          <w:p>
+            <w:pPr>
+              <w:spacing w:after="40"/>
+            </w:pPr>
+            <w:r>
+              <w:rPr>
+                <w:sz w:val="19"/>
+              </w:rPr>
+            </w:r>
+            <w:r>
+              <w:rPr>
+                <w:b w:val="0"/>
+                <w:sz w:val="19"/>
+              </w:rPr>
+              <w:t>Com item: o endereço do item, e "A resposta volta para a aba Mail Box". Sem item: "a resposta chega só no seu Outlook"</w:t>
+            </w:r>
+          </w:p>
+        </w:tc>
+      </w:tr>
+      <w:tr>
+        <w:tc>
+          <w:tcPr>
+            <w:tcW w:type="dxa" w:w="4873"/>
+          </w:tcPr>
+          <w:p>
+            <w:pPr>
+              <w:spacing w:after="40"/>
+            </w:pPr>
+            <w:r>
+              <w:rPr>
+                <w:sz w:val="19"/>
+              </w:rPr>
+            </w:r>
+            <w:r>
+              <w:rPr>
+                <w:b w:val="0"/>
+                <w:sz w:val="19"/>
+              </w:rPr>
+              <w:t>Para</w:t>
+            </w:r>
+          </w:p>
+        </w:tc>
+        <w:tc>
+          <w:tcPr>
+            <w:tcW w:type="dxa" w:w="4873"/>
+          </w:tcPr>
+          <w:p>
+            <w:pPr>
+              <w:spacing w:after="40"/>
+            </w:pPr>
+            <w:r>
+              <w:rPr>
+                <w:sz w:val="19"/>
+              </w:rPr>
+            </w:r>
+            <w:r>
+              <w:rPr>
+                <w:b w:val="0"/>
+                <w:sz w:val="19"/>
+              </w:rPr>
+              <w:t>Obrigatório. Sugere os contatos do item vinculado, os membros e os contatos dos itens que a pessoa vê</w:t>
+            </w:r>
+          </w:p>
+        </w:tc>
+      </w:tr>
+      <w:tr>
+        <w:tc>
+          <w:tcPr>
+            <w:tcW w:type="dxa" w:w="4873"/>
+          </w:tcPr>
+          <w:p>
+            <w:pPr>
+              <w:spacing w:after="40"/>
+            </w:pPr>
+            <w:r>
+              <w:rPr>
+                <w:sz w:val="19"/>
+              </w:rPr>
+            </w:r>
+            <w:r>
+              <w:rPr>
+                <w:b w:val="0"/>
+                <w:sz w:val="19"/>
+              </w:rPr>
+              <w:t>Cc e Cco</w:t>
+            </w:r>
+          </w:p>
+        </w:tc>
+        <w:tc>
+          <w:tcPr>
+            <w:tcW w:type="dxa" w:w="4873"/>
+          </w:tcPr>
+          <w:p>
+            <w:pPr>
+              <w:spacing w:after="40"/>
+            </w:pPr>
+            <w:r>
+              <w:rPr>
+                <w:sz w:val="19"/>
+              </w:rPr>
+            </w:r>
+            <w:r>
+              <w:rPr>
+                <w:b w:val="0"/>
+                <w:sz w:val="19"/>
+              </w:rPr>
+              <w:t>Atrás de "Adicionar em Cópia", como hoje</w:t>
+            </w:r>
+          </w:p>
+        </w:tc>
+      </w:tr>
+      <w:tr>
+        <w:tc>
+          <w:tcPr>
+            <w:tcW w:type="dxa" w:w="4873"/>
+          </w:tcPr>
+          <w:p>
+            <w:pPr>
+              <w:spacing w:after="40"/>
+            </w:pPr>
+            <w:r>
+              <w:rPr>
+                <w:sz w:val="19"/>
+              </w:rPr>
+            </w:r>
+            <w:r>
+              <w:rPr>
+                <w:b w:val="0"/>
+                <w:sz w:val="19"/>
+              </w:rPr>
+              <w:t>Template</w:t>
+            </w:r>
+          </w:p>
+        </w:tc>
+        <w:tc>
+          <w:tcPr>
+            <w:tcW w:type="dxa" w:w="4873"/>
+          </w:tcPr>
+          <w:p>
+            <w:pPr>
+              <w:spacing w:after="40"/>
+            </w:pPr>
+            <w:r>
+              <w:rPr>
+                <w:sz w:val="19"/>
+              </w:rPr>
+            </w:r>
+            <w:r>
+              <w:rPr>
+                <w:b w:val="0"/>
+                <w:sz w:val="19"/>
+              </w:rPr>
+              <w:t>Os Modelos de E-mail. As variáveis só se preenchem com item vinculado</w:t>
+            </w:r>
+          </w:p>
+        </w:tc>
+      </w:tr>
+      <w:tr>
+        <w:tc>
+          <w:tcPr>
+            <w:tcW w:type="dxa" w:w="4873"/>
+          </w:tcPr>
+          <w:p>
+            <w:pPr>
+              <w:spacing w:after="40"/>
+            </w:pPr>
+            <w:r>
+              <w:rPr>
+                <w:sz w:val="19"/>
+              </w:rPr>
+            </w:r>
+            <w:r>
+              <w:rPr>
+                <w:b w:val="0"/>
+                <w:sz w:val="19"/>
+              </w:rPr>
+              <w:t>Assunto</w:t>
+            </w:r>
+          </w:p>
+        </w:tc>
+        <w:tc>
+          <w:tcPr>
+            <w:tcW w:type="dxa" w:w="4873"/>
+          </w:tcPr>
+          <w:p>
+            <w:pPr>
+              <w:spacing w:after="40"/>
+            </w:pPr>
+            <w:r>
+              <w:rPr>
+                <w:sz w:val="19"/>
+              </w:rPr>
+            </w:r>
+            <w:r>
+              <w:rPr>
+                <w:b w:val="0"/>
+                <w:sz w:val="19"/>
+              </w:rPr>
+              <w:t>Livre</w:t>
+            </w:r>
+          </w:p>
+        </w:tc>
+      </w:tr>
+      <w:tr>
+        <w:tc>
+          <w:tcPr>
+            <w:tcW w:type="dxa" w:w="4873"/>
+          </w:tcPr>
+          <w:p>
+            <w:pPr>
+              <w:spacing w:after="40"/>
+            </w:pPr>
+            <w:r>
+              <w:rPr>
+                <w:sz w:val="19"/>
+              </w:rPr>
+            </w:r>
+            <w:r>
+              <w:rPr>
+                <w:b w:val="0"/>
+                <w:sz w:val="19"/>
+              </w:rPr>
+              <w:t>Vincular a item (opcional)</w:t>
+            </w:r>
+          </w:p>
+        </w:tc>
+        <w:tc>
+          <w:tcPr>
+            <w:tcW w:type="dxa" w:w="4873"/>
+          </w:tcPr>
+          <w:p>
+            <w:pPr>
+              <w:spacing w:after="40"/>
+            </w:pPr>
+            <w:r>
+              <w:rPr>
+                <w:sz w:val="19"/>
+              </w:rPr>
+            </w:r>
+            <w:r>
+              <w:rPr>
+                <w:b w:val="0"/>
+                <w:sz w:val="19"/>
+              </w:rPr>
+              <w:t>Bloco separado dos campos do e-mail (6.4)</w:t>
+            </w:r>
+          </w:p>
+        </w:tc>
+      </w:tr>
+      <w:tr>
+        <w:tc>
+          <w:tcPr>
+            <w:tcW w:type="dxa" w:w="4873"/>
+          </w:tcPr>
+          <w:p>
+            <w:pPr>
+              <w:spacing w:after="40"/>
+            </w:pPr>
+            <w:r>
+              <w:rPr>
+                <w:sz w:val="19"/>
+              </w:rPr>
+            </w:r>
+            <w:r>
+              <w:rPr>
+                <w:b w:val="0"/>
+                <w:sz w:val="19"/>
+              </w:rPr>
+              <w:t>Mensagem</w:t>
+            </w:r>
+          </w:p>
+        </w:tc>
+        <w:tc>
+          <w:tcPr>
+            <w:tcW w:type="dxa" w:w="4873"/>
+          </w:tcPr>
+          <w:p>
+            <w:pPr>
+              <w:spacing w:after="40"/>
+            </w:pPr>
+            <w:r>
+              <w:rPr>
+                <w:sz w:val="19"/>
+              </w:rPr>
+            </w:r>
+            <w:r>
+              <w:rPr>
+                <w:b w:val="0"/>
+                <w:sz w:val="19"/>
+              </w:rPr>
+              <w:t>Obrigatória. Editor com negrito, itálico, listas e link</w:t>
+            </w:r>
+          </w:p>
+        </w:tc>
+      </w:tr>
+      <w:tr>
+        <w:tc>
+          <w:tcPr>
+            <w:tcW w:type="dxa" w:w="4873"/>
+          </w:tcPr>
+          <w:p>
+            <w:pPr>
+              <w:spacing w:after="40"/>
+            </w:pPr>
+            <w:r>
+              <w:rPr>
+                <w:sz w:val="19"/>
+              </w:rPr>
+            </w:r>
+            <w:r>
+              <w:rPr>
+                <w:b w:val="0"/>
+                <w:sz w:val="19"/>
+              </w:rPr>
+              <w:t>Anexar arquivo e Inserir assinatura</w:t>
+            </w:r>
+          </w:p>
+        </w:tc>
+        <w:tc>
+          <w:tcPr>
+            <w:tcW w:type="dxa" w:w="4873"/>
+          </w:tcPr>
+          <w:p>
+            <w:pPr>
+              <w:spacing w:after="40"/>
+            </w:pPr>
+            <w:r>
+              <w:rPr>
+                <w:sz w:val="19"/>
+              </w:rPr>
+            </w:r>
+            <w:r>
+              <w:rPr>
+                <w:b w:val="0"/>
+                <w:sz w:val="19"/>
+              </w:rPr>
+              <w:t>Como hoje</w:t>
+            </w:r>
+          </w:p>
+        </w:tc>
+      </w:tr>
+    </w:tbl>
+    <w:p>
+      <w:pPr>
+        <w:spacing w:after="40"/>
+      </w:pPr>
+    </w:p>
+    <w:p>
+      <w:pPr>
+        <w:pStyle w:val="ListBullet"/>
+        <w:spacing w:after="40"/>
+      </w:pPr>
       <w:r>
         <w:rPr>
           <w:b w:val="0"/>
         </w:rPr>
-        <w:t xml:space="preserve">, </w:t>
-      </w:r>
-      <w:r>
-        <w:rPr>
-          <w:rFonts w:ascii="Consolas" w:hAnsi="Consolas" w:eastAsia="Consolas"/>
-          <w:b w:val="0"/>
-          <w:sz w:val="18"/>
-        </w:rPr>
-        <w:t>cc</w:t>
-      </w:r>
+        <w:t>Enviar: botão ou Ctrl+Enter. Depois do envio, o aviso traz "Ver no item" ou "Ver em E-mails".</w:t>
+      </w:r>
+    </w:p>
+    <w:p>
+      <w:pPr>
+        <w:pStyle w:val="ListBullet"/>
+        <w:spacing w:after="40"/>
+      </w:pPr>
       <w:r>
         <w:rPr>
           <w:b w:val="0"/>
         </w:rPr>
-        <w:t xml:space="preserve">, </w:t>
-      </w:r>
-      <w:r>
-        <w:rPr>
-          <w:rFonts w:ascii="Consolas" w:hAnsi="Consolas" w:eastAsia="Consolas"/>
-          <w:b w:val="0"/>
-          <w:sz w:val="18"/>
-        </w:rPr>
-        <w:t>bcc</w:t>
-      </w:r>
+        <w:t>Descartar: o aviso traz "Desfazer".</w:t>
+      </w:r>
+    </w:p>
+    <w:p>
+      <w:pPr>
+        <w:pStyle w:val="ListBullet"/>
+        <w:spacing w:after="40"/>
+      </w:pPr>
       <w:r>
         <w:rPr>
           <w:b w:val="0"/>
         </w:rPr>
-        <w:t xml:space="preserve">, </w:t>
-      </w:r>
-      <w:r>
-        <w:rPr>
-          <w:rFonts w:ascii="Consolas" w:hAnsi="Consolas" w:eastAsia="Consolas"/>
-          <w:b w:val="0"/>
-          <w:sz w:val="18"/>
-        </w:rPr>
-        <w:t>replyTo</w:t>
-      </w:r>
+        <w:t>A gaveta não escurece nem trava a página. Minimizar, Esc e o X guardam o rascunho numa barra no rodapé, que continua na troca de tela. Expandir alarga a gaveta.</w:t>
+      </w:r>
+    </w:p>
+    <w:p>
+      <w:pPr>
+        <w:pStyle w:val="ListBullet"/>
+        <w:spacing w:after="40"/>
+      </w:pPr>
       <w:r>
         <w:rPr>
           <w:b w:val="0"/>
         </w:rPr>
-        <w:t xml:space="preserve">, </w:t>
-      </w:r>
-      <w:r>
-        <w:rPr>
-          <w:rFonts w:ascii="Consolas" w:hAnsi="Consolas" w:eastAsia="Consolas"/>
-          <w:b w:val="0"/>
-          <w:sz w:val="18"/>
-        </w:rPr>
-        <w:t>subject</w:t>
-      </w:r>
-      <w:r>
-        <w:rPr>
-          <w:b w:val="0"/>
-        </w:rPr>
-        <w:t xml:space="preserve">, </w:t>
-      </w:r>
-      <w:r>
-        <w:rPr>
-          <w:rFonts w:ascii="Consolas" w:hAnsi="Consolas" w:eastAsia="Consolas"/>
-          <w:b w:val="0"/>
-          <w:sz w:val="18"/>
-        </w:rPr>
-        <w:t>message</w:t>
-      </w:r>
-      <w:r>
-        <w:rPr>
-          <w:b w:val="0"/>
-        </w:rPr>
-        <w:t xml:space="preserve">, </w:t>
-      </w:r>
-      <w:r>
-        <w:rPr>
-          <w:rFonts w:ascii="Consolas" w:hAnsi="Consolas" w:eastAsia="Consolas"/>
-          <w:b w:val="0"/>
-          <w:sz w:val="18"/>
-        </w:rPr>
-        <w:t>attachments</w:t>
-      </w:r>
-      <w:r>
-        <w:rPr>
-          <w:b w:val="0"/>
-        </w:rPr>
-        <w:t xml:space="preserve"> e </w:t>
-      </w:r>
-      <w:r>
-        <w:rPr>
-          <w:rFonts w:ascii="Consolas" w:hAnsi="Consolas" w:eastAsia="Consolas"/>
-          <w:b w:val="0"/>
-          <w:sz w:val="18"/>
-        </w:rPr>
-        <w:t>item_ref</w:t>
-      </w:r>
-      <w:r>
-        <w:rPr>
-          <w:b w:val="0"/>
-        </w:rPr>
-        <w:t>.</w:t>
-      </w:r>
-    </w:p>
-    <w:p>
-      <w:pPr>
-        <w:pStyle w:val="ListBullet"/>
-        <w:spacing w:after="40"/>
-      </w:pPr>
-      <w:r>
-        <w:rPr>
-          <w:b w:val="0"/>
-        </w:rPr>
-        <w:t xml:space="preserve">O remetente é a conta do Outlook que a pessoa integrou. </w:t>
-      </w:r>
-      <w:r>
-        <w:rPr>
-          <w:b/>
-        </w:rPr>
-        <w:t>Por isso a Mail Box do item já depende do Correio do Outlook hoje:</w:t>
-      </w:r>
-      <w:r>
-        <w:rPr>
-          <w:b w:val="0"/>
-        </w:rPr>
-        <w:t xml:space="preserve"> sem ele, a gaveta não deixa escrever.</w:t>
-      </w:r>
-    </w:p>
-    <w:p>
-      <w:pPr>
-        <w:pStyle w:val="ListBullet"/>
-        <w:spacing w:after="40"/>
-      </w:pPr>
-      <w:r>
-        <w:rPr>
-          <w:b w:val="0"/>
-        </w:rPr>
-        <w:t xml:space="preserve">No item, </w:t>
-      </w:r>
-      <w:r>
-        <w:rPr>
-          <w:rFonts w:ascii="Consolas" w:hAnsi="Consolas" w:eastAsia="Consolas"/>
-          <w:b w:val="0"/>
-          <w:sz w:val="18"/>
-        </w:rPr>
-        <w:t>replyTo</w:t>
-      </w:r>
-      <w:r>
-        <w:rPr>
-          <w:b w:val="0"/>
-        </w:rPr>
-        <w:t xml:space="preserve"> e </w:t>
-      </w:r>
-      <w:r>
-        <w:rPr>
-          <w:rFonts w:ascii="Consolas" w:hAnsi="Consolas" w:eastAsia="Consolas"/>
-          <w:b w:val="0"/>
-          <w:sz w:val="18"/>
-        </w:rPr>
-        <w:t>mailBox</w:t>
-      </w:r>
-      <w:r>
-        <w:rPr>
-          <w:b w:val="0"/>
-        </w:rPr>
-        <w:t xml:space="preserve"> recebem o endereço do item, e </w:t>
-      </w:r>
-      <w:r>
-        <w:rPr>
-          <w:rFonts w:ascii="Consolas" w:hAnsi="Consolas" w:eastAsia="Consolas"/>
-          <w:b w:val="0"/>
-          <w:sz w:val="18"/>
-        </w:rPr>
-        <w:t>item_ref</w:t>
-      </w:r>
-      <w:r>
-        <w:rPr>
-          <w:b w:val="0"/>
-        </w:rPr>
-        <w:t xml:space="preserve"> recebe a referência do item. O endereço do item é </w:t>
-      </w:r>
-      <w:r>
-        <w:rPr>
-          <w:rFonts w:ascii="Consolas" w:hAnsi="Consolas" w:eastAsia="Consolas"/>
-          <w:b w:val="0"/>
-          <w:sz w:val="18"/>
-        </w:rPr>
-        <w:t>&lt;referência do item em minúsculas&gt;.&lt;referência do workspace&gt;@&lt;domínio das caixas&gt;</w:t>
-      </w:r>
-      <w:r>
-        <w:rPr>
-          <w:b w:val="0"/>
-        </w:rPr>
-        <w:t xml:space="preserve"> (no develop, </w:t>
-      </w:r>
-      <w:r>
-        <w:rPr>
-          <w:rFonts w:ascii="Consolas" w:hAnsi="Consolas" w:eastAsia="Consolas"/>
-          <w:b w:val="0"/>
-          <w:sz w:val="18"/>
-        </w:rPr>
-        <w:t>develop.box.enspace.io</w:t>
-      </w:r>
-      <w:r>
-        <w:rPr>
-          <w:b w:val="0"/>
-        </w:rPr>
-        <w:t>).</w:t>
-      </w:r>
-    </w:p>
-    <w:p>
-      <w:pPr>
-        <w:pStyle w:val="ListBullet"/>
-        <w:spacing w:after="40"/>
-      </w:pPr>
-      <w:r>
-        <w:rPr>
-          <w:b w:val="0"/>
-        </w:rPr>
-        <w:t>A resposta do cliente chega no endereço do item e aparece em Mail Box › Recebidos. O enviado aparece em Mail Box › Enviados, com Reenviar.</w:t>
-      </w:r>
-    </w:p>
-    <w:p>
-      <w:pPr>
-        <w:pStyle w:val="ListBullet"/>
-        <w:spacing w:after="40"/>
-      </w:pPr>
-      <w:r>
-        <w:rPr>
-          <w:b w:val="0"/>
-        </w:rPr>
-        <w:t>O template (Configurações › E-mails › Modelos de E-mail) troca as variáveis pelos dados do item.</w:t>
-      </w:r>
-    </w:p>
-    <w:p>
-      <w:pPr>
-        <w:pStyle w:val="ListBullet"/>
-        <w:spacing w:after="40"/>
-      </w:pPr>
-      <w:r>
-        <w:rPr>
-          <w:b w:val="0"/>
-        </w:rPr>
-        <w:t>Há "Inserir assinatura", com a assinatura da conta do Outlook.</w:t>
-      </w:r>
-    </w:p>
-    <w:p>
-      <w:r>
-        <w:rPr>
-          <w:b w:val="0"/>
-        </w:rPr>
-        <w:t>O vínculo fica gravado pela referência do item, não pelo nome. É o que o documento pede.</w:t>
-      </w:r>
-    </w:p>
-    <w:p>
-      <w:pPr>
-        <w:pStyle w:val="Heading2"/>
-      </w:pPr>
-      <w:r>
-        <w:t>6.2 "Novo e-mail" na barra do topo</w:t>
-      </w:r>
-    </w:p>
-    <w:p>
-      <w:pPr>
-        <w:pStyle w:val="Heading3"/>
-      </w:pPr>
-      <w:r>
-        <w:t>Como funciona</w:t>
-      </w:r>
-    </w:p>
-    <w:p>
-      <w:pPr>
-        <w:pStyle w:val="ListBullet"/>
-        <w:spacing w:after="40"/>
-      </w:pPr>
-      <w:r>
-        <w:rPr>
-          <w:b w:val="0"/>
-        </w:rPr>
-        <w:t>Botão com rótulo na barra do topo, ao lado de Suporte. A tecla C abre o compositor fora de campo de texto. Com rascunho guardado, o botão ganha um ponto.</w:t>
+        <w:t>Ao abrir, o cursor vai para o Para; vindo do item, com destinatário pronto, vai para o texto.</w:t>
       </w:r>
     </w:p>
     <w:p>
@@ -11941,7 +12659,7 @@
                 <w:b w:val="0"/>
                 <w:sz w:val="19"/>
               </w:rPr>
-              <w:t>Módulo 3.3 ligado (D5)</w:t>
+              <w:t>Correio do Outlook (D1)</w:t>
             </w:r>
           </w:p>
         </w:tc>
@@ -11963,7 +12681,7 @@
                 <w:b w:val="0"/>
                 <w:sz w:val="19"/>
               </w:rPr>
-              <w:t>Sistema › Módulos</w:t>
+              <w:t>Perfil › Integrações</w:t>
             </w:r>
           </w:p>
         </w:tc>
@@ -11985,7 +12703,7 @@
                 <w:b w:val="0"/>
                 <w:sz w:val="19"/>
               </w:rPr>
-              <w:t>O botão não aparece</w:t>
+              <w:t>Aviso no lugar do formulário</w:t>
             </w:r>
           </w:p>
         </w:tc>
@@ -12009,7 +12727,7 @@
                 <w:b w:val="0"/>
                 <w:sz w:val="19"/>
               </w:rPr>
-              <w:t>Correio do Outlook (D1)</w:t>
+              <w:t>Modelos de E-mail cadastrados (D17)</w:t>
             </w:r>
           </w:p>
         </w:tc>
@@ -12031,7 +12749,7 @@
                 <w:b w:val="0"/>
                 <w:sz w:val="19"/>
               </w:rPr>
-              <w:t>Perfil › Integrações</w:t>
+              <w:t>Configurações › E-mails › Modelos de E-mail</w:t>
             </w:r>
           </w:p>
         </w:tc>
@@ -12053,7 +12771,188 @@
                 <w:b w:val="0"/>
                 <w:sz w:val="19"/>
               </w:rPr>
-              <w:t>O botão abre a gaveta com o aviso "Nenhuma conta integrada disponível"</w:t>
+              <w:t>Campo Template vazio</w:t>
+            </w:r>
+          </w:p>
+        </w:tc>
+      </w:tr>
+      <w:tr>
+        <w:tc>
+          <w:tcPr>
+            <w:tcW w:type="dxa" w:w="3628"/>
+          </w:tcPr>
+          <w:p>
+            <w:pPr>
+              <w:spacing w:after="40"/>
+            </w:pPr>
+            <w:r>
+              <w:rPr>
+                <w:sz w:val="19"/>
+              </w:rPr>
+            </w:r>
+            <w:r>
+              <w:rPr>
+                <w:b w:val="0"/>
+                <w:sz w:val="19"/>
+              </w:rPr>
+              <w:t>Assinatura configurada na conta do Outlook</w:t>
+            </w:r>
+          </w:p>
+        </w:tc>
+        <w:tc>
+          <w:tcPr>
+            <w:tcW w:type="dxa" w:w="2268"/>
+          </w:tcPr>
+          <w:p>
+            <w:pPr>
+              <w:spacing w:after="40"/>
+            </w:pPr>
+            <w:r>
+              <w:rPr>
+                <w:sz w:val="19"/>
+              </w:rPr>
+            </w:r>
+            <w:r>
+              <w:rPr>
+                <w:b w:val="0"/>
+                <w:sz w:val="19"/>
+              </w:rPr>
+              <w:t>Outlook da pessoa</w:t>
+            </w:r>
+          </w:p>
+        </w:tc>
+        <w:tc>
+          <w:tcPr>
+            <w:tcW w:type="dxa" w:w="3515"/>
+          </w:tcPr>
+          <w:p>
+            <w:pPr>
+              <w:spacing w:after="40"/>
+            </w:pPr>
+            <w:r>
+              <w:rPr>
+                <w:sz w:val="19"/>
+              </w:rPr>
+            </w:r>
+            <w:r>
+              <w:rPr>
+                <w:b w:val="0"/>
+                <w:sz w:val="19"/>
+              </w:rPr>
+              <w:t>"Inserir assinatura" não insere nada</w:t>
+            </w:r>
+          </w:p>
+        </w:tc>
+      </w:tr>
+      <w:tr>
+        <w:tc>
+          <w:tcPr>
+            <w:tcW w:type="dxa" w:w="3628"/>
+          </w:tcPr>
+          <w:p>
+            <w:pPr>
+              <w:spacing w:after="40"/>
+            </w:pPr>
+            <w:r>
+              <w:rPr>
+                <w:sz w:val="19"/>
+              </w:rPr>
+            </w:r>
+            <w:r>
+              <w:rPr>
+                <w:b w:val="0"/>
+                <w:sz w:val="19"/>
+              </w:rPr>
+              <w:t xml:space="preserve">Envio sem item: confirmar que o </w:t>
+            </w:r>
+            <w:r>
+              <w:rPr>
+                <w:rFonts w:ascii="Consolas" w:hAnsi="Consolas" w:eastAsia="Consolas"/>
+                <w:b w:val="0"/>
+                <w:sz w:val="18"/>
+              </w:rPr>
+              <w:t>send-email</w:t>
+            </w:r>
+            <w:r>
+              <w:rPr>
+                <w:b w:val="0"/>
+                <w:sz w:val="19"/>
+              </w:rPr>
+              <w:t xml:space="preserve"> sem </w:t>
+            </w:r>
+            <w:r>
+              <w:rPr>
+                <w:rFonts w:ascii="Consolas" w:hAnsi="Consolas" w:eastAsia="Consolas"/>
+                <w:b w:val="0"/>
+                <w:sz w:val="18"/>
+              </w:rPr>
+              <w:t>item_ref</w:t>
+            </w:r>
+            <w:r>
+              <w:rPr>
+                <w:b w:val="0"/>
+                <w:sz w:val="19"/>
+              </w:rPr>
+              <w:t xml:space="preserve"> grava em </w:t>
+            </w:r>
+            <w:r>
+              <w:rPr>
+                <w:rFonts w:ascii="Consolas" w:hAnsi="Consolas" w:eastAsia="Consolas"/>
+                <w:b w:val="0"/>
+                <w:sz w:val="18"/>
+              </w:rPr>
+              <w:t>sendmails</w:t>
+            </w:r>
+            <w:r>
+              <w:rPr>
+                <w:b w:val="0"/>
+                <w:sz w:val="19"/>
+              </w:rPr>
+              <w:t xml:space="preserve"> (D20)</w:t>
+            </w:r>
+          </w:p>
+        </w:tc>
+        <w:tc>
+          <w:tcPr>
+            <w:tcW w:type="dxa" w:w="2268"/>
+          </w:tcPr>
+          <w:p>
+            <w:pPr>
+              <w:spacing w:after="40"/>
+            </w:pPr>
+            <w:r>
+              <w:rPr>
+                <w:sz w:val="19"/>
+              </w:rPr>
+            </w:r>
+            <w:r>
+              <w:rPr>
+                <w:b w:val="0"/>
+                <w:sz w:val="19"/>
+              </w:rPr>
+              <w:t>Dev (back)</w:t>
+            </w:r>
+          </w:p>
+        </w:tc>
+        <w:tc>
+          <w:tcPr>
+            <w:tcW w:type="dxa" w:w="3515"/>
+          </w:tcPr>
+          <w:p>
+            <w:pPr>
+              <w:spacing w:after="40"/>
+            </w:pPr>
+            <w:r>
+              <w:rPr>
+                <w:sz w:val="19"/>
+              </w:rPr>
+            </w:r>
+            <w:r>
+              <w:rPr>
+                <w:b w:val="0"/>
+                <w:sz w:val="19"/>
+              </w:rPr>
+              <w:t>O e-mail sai, mas não aparece em E-mails › Enviados</w:t>
             </w:r>
           </w:p>
         </w:tc>
@@ -12069,53 +12968,43 @@
         <w:pStyle w:val="Heading3"/>
       </w:pPr>
       <w:r>
-        <w:t>Como a pessoa usa</w:t>
+        <w:t>Por que assim</w:t>
       </w:r>
     </w:p>
     <w:p>
       <w:pPr>
+        <w:pStyle w:val="ListBullet"/>
         <w:spacing w:after="40"/>
-        <w:ind w:left="510" w:hanging="340"/>
-      </w:pPr>
-      <w:r>
-        <w:t xml:space="preserve">1. </w:t>
-      </w:r>
+      </w:pPr>
       <w:r>
         <w:rPr>
           <w:b w:val="0"/>
         </w:rPr>
-        <w:t>Em qualquer tela, clica em "Novo e-mail" ou aperta C.</w:t>
+        <w:t>É a mesma gaveta "Nova Mensagem" de hoje, na mesma ordem, como o documento pede.</w:t>
       </w:r>
     </w:p>
     <w:p>
       <w:pPr>
+        <w:pStyle w:val="ListBullet"/>
         <w:spacing w:after="40"/>
-        <w:ind w:left="510" w:hanging="340"/>
-      </w:pPr>
-      <w:r>
-        <w:t xml:space="preserve">2. </w:t>
-      </w:r>
+      </w:pPr>
       <w:r>
         <w:rPr>
           <w:b w:val="0"/>
         </w:rPr>
-        <w:t>Escreve (6.3) e envia.</w:t>
+        <w:t>O "De" e o "Responder para" à vista evitam que a pessoa ache que o e-mail sai do endereço do item.</w:t>
       </w:r>
     </w:p>
     <w:p>
       <w:pPr>
-        <w:pStyle w:val="Heading3"/>
-      </w:pPr>
-      <w:r>
-        <w:t>Por que assim</w:t>
-      </w:r>
-    </w:p>
-    <w:p>
+        <w:pStyle w:val="ListBullet"/>
+        <w:spacing w:after="40"/>
+      </w:pPr>
       <w:r>
         <w:rPr>
           <w:b w:val="0"/>
         </w:rPr>
-        <w:t>O documento pede o e-mail "da mesma forma que outras funcionalidades transversais da plataforma". As transversais de hoje (Suporte, notificações) moram na barra do topo.</w:t>
+        <w:t>A gaveta que não trava a página deixa consultar o item enquanto escreve, como Salesforce e Gmail.</w:t>
       </w:r>
     </w:p>
     <w:p>
@@ -12123,7 +13012,7 @@
         <w:pStyle w:val="Heading2"/>
       </w:pPr>
       <w:r>
-        <w:t>6.3 O compositor</w:t>
+        <w:t>6.4 Vincular a item</w:t>
       </w:r>
     </w:p>
     <w:p>
@@ -12133,488 +13022,6 @@
       <w:r>
         <w:t>Como funciona</w:t>
       </w:r>
-    </w:p>
-    <w:tbl>
-      <w:tblPr>
-        <w:tblStyle w:val="TableGrid"/>
-        <w:tblW w:type="auto" w:w="0"/>
-        <w:jc w:val="center"/>
-        <w:tblLook w:firstColumn="1" w:firstRow="1" w:lastColumn="0" w:lastRow="0" w:noHBand="0" w:noVBand="1" w:val="04A0"/>
-      </w:tblPr>
-      <w:tblGrid>
-        <w:gridCol w:w="4873"/>
-        <w:gridCol w:w="4873"/>
-      </w:tblGrid>
-      <w:tr>
-        <w:trPr>
-          <w:tblHeader w:val="true"/>
-        </w:trPr>
-        <w:tc>
-          <w:tcPr>
-            <w:tcW w:type="dxa" w:w="4873"/>
-            <w:shd w:val="clear" w:color="auto" w:fill="E8EEF7"/>
-          </w:tcPr>
-          <w:p>
-            <w:pPr>
-              <w:spacing w:after="40"/>
-            </w:pPr>
-            <w:r>
-              <w:rPr>
-                <w:sz w:val="19"/>
-              </w:rPr>
-            </w:r>
-            <w:r>
-              <w:rPr>
-                <w:b/>
-                <w:sz w:val="19"/>
-              </w:rPr>
-              <w:t>Campo</w:t>
-            </w:r>
-          </w:p>
-        </w:tc>
-        <w:tc>
-          <w:tcPr>
-            <w:tcW w:type="dxa" w:w="4873"/>
-            <w:shd w:val="clear" w:color="auto" w:fill="E8EEF7"/>
-          </w:tcPr>
-          <w:p>
-            <w:pPr>
-              <w:spacing w:after="40"/>
-            </w:pPr>
-            <w:r>
-              <w:rPr>
-                <w:sz w:val="19"/>
-              </w:rPr>
-            </w:r>
-            <w:r>
-              <w:rPr>
-                <w:b/>
-                <w:sz w:val="19"/>
-              </w:rPr>
-              <w:t>Regra</w:t>
-            </w:r>
-          </w:p>
-        </w:tc>
-      </w:tr>
-      <w:tr>
-        <w:tc>
-          <w:tcPr>
-            <w:tcW w:type="dxa" w:w="4873"/>
-          </w:tcPr>
-          <w:p>
-            <w:pPr>
-              <w:spacing w:after="40"/>
-            </w:pPr>
-            <w:r>
-              <w:rPr>
-                <w:sz w:val="19"/>
-              </w:rPr>
-            </w:r>
-            <w:r>
-              <w:rPr>
-                <w:b w:val="0"/>
-                <w:sz w:val="19"/>
-              </w:rPr>
-              <w:t>De</w:t>
-            </w:r>
-          </w:p>
-        </w:tc>
-        <w:tc>
-          <w:tcPr>
-            <w:tcW w:type="dxa" w:w="4873"/>
-          </w:tcPr>
-          <w:p>
-            <w:pPr>
-              <w:spacing w:after="40"/>
-            </w:pPr>
-            <w:r>
-              <w:rPr>
-                <w:sz w:val="19"/>
-              </w:rPr>
-            </w:r>
-            <w:r>
-              <w:rPr>
-                <w:b w:val="0"/>
-                <w:sz w:val="19"/>
-              </w:rPr>
-              <w:t>A conta do Outlook da pessoa, só leitura. Proposta: hoje a tela não mostra</w:t>
-            </w:r>
-          </w:p>
-        </w:tc>
-      </w:tr>
-      <w:tr>
-        <w:tc>
-          <w:tcPr>
-            <w:tcW w:type="dxa" w:w="4873"/>
-          </w:tcPr>
-          <w:p>
-            <w:pPr>
-              <w:spacing w:after="40"/>
-            </w:pPr>
-            <w:r>
-              <w:rPr>
-                <w:sz w:val="19"/>
-              </w:rPr>
-            </w:r>
-            <w:r>
-              <w:rPr>
-                <w:b w:val="0"/>
-                <w:sz w:val="19"/>
-              </w:rPr>
-              <w:t>Responder para</w:t>
-            </w:r>
-          </w:p>
-        </w:tc>
-        <w:tc>
-          <w:tcPr>
-            <w:tcW w:type="dxa" w:w="4873"/>
-          </w:tcPr>
-          <w:p>
-            <w:pPr>
-              <w:spacing w:after="40"/>
-            </w:pPr>
-            <w:r>
-              <w:rPr>
-                <w:sz w:val="19"/>
-              </w:rPr>
-            </w:r>
-            <w:r>
-              <w:rPr>
-                <w:b w:val="0"/>
-                <w:sz w:val="19"/>
-              </w:rPr>
-              <w:t>Com item: o endereço do item, e "A resposta volta para a aba Mail Box". Sem item: "a resposta chega só no seu Outlook"</w:t>
-            </w:r>
-          </w:p>
-        </w:tc>
-      </w:tr>
-      <w:tr>
-        <w:tc>
-          <w:tcPr>
-            <w:tcW w:type="dxa" w:w="4873"/>
-          </w:tcPr>
-          <w:p>
-            <w:pPr>
-              <w:spacing w:after="40"/>
-            </w:pPr>
-            <w:r>
-              <w:rPr>
-                <w:sz w:val="19"/>
-              </w:rPr>
-            </w:r>
-            <w:r>
-              <w:rPr>
-                <w:b w:val="0"/>
-                <w:sz w:val="19"/>
-              </w:rPr>
-              <w:t>Para</w:t>
-            </w:r>
-          </w:p>
-        </w:tc>
-        <w:tc>
-          <w:tcPr>
-            <w:tcW w:type="dxa" w:w="4873"/>
-          </w:tcPr>
-          <w:p>
-            <w:pPr>
-              <w:spacing w:after="40"/>
-            </w:pPr>
-            <w:r>
-              <w:rPr>
-                <w:sz w:val="19"/>
-              </w:rPr>
-            </w:r>
-            <w:r>
-              <w:rPr>
-                <w:b w:val="0"/>
-                <w:sz w:val="19"/>
-              </w:rPr>
-              <w:t>Obrigatório. Sugere os contatos do item vinculado, os membros e os contatos dos itens que a pessoa vê</w:t>
-            </w:r>
-          </w:p>
-        </w:tc>
-      </w:tr>
-      <w:tr>
-        <w:tc>
-          <w:tcPr>
-            <w:tcW w:type="dxa" w:w="4873"/>
-          </w:tcPr>
-          <w:p>
-            <w:pPr>
-              <w:spacing w:after="40"/>
-            </w:pPr>
-            <w:r>
-              <w:rPr>
-                <w:sz w:val="19"/>
-              </w:rPr>
-            </w:r>
-            <w:r>
-              <w:rPr>
-                <w:b w:val="0"/>
-                <w:sz w:val="19"/>
-              </w:rPr>
-              <w:t>Cc e Cco</w:t>
-            </w:r>
-          </w:p>
-        </w:tc>
-        <w:tc>
-          <w:tcPr>
-            <w:tcW w:type="dxa" w:w="4873"/>
-          </w:tcPr>
-          <w:p>
-            <w:pPr>
-              <w:spacing w:after="40"/>
-            </w:pPr>
-            <w:r>
-              <w:rPr>
-                <w:sz w:val="19"/>
-              </w:rPr>
-            </w:r>
-            <w:r>
-              <w:rPr>
-                <w:b w:val="0"/>
-                <w:sz w:val="19"/>
-              </w:rPr>
-              <w:t>Atrás de "Adicionar em Cópia", como hoje</w:t>
-            </w:r>
-          </w:p>
-        </w:tc>
-      </w:tr>
-      <w:tr>
-        <w:tc>
-          <w:tcPr>
-            <w:tcW w:type="dxa" w:w="4873"/>
-          </w:tcPr>
-          <w:p>
-            <w:pPr>
-              <w:spacing w:after="40"/>
-            </w:pPr>
-            <w:r>
-              <w:rPr>
-                <w:sz w:val="19"/>
-              </w:rPr>
-            </w:r>
-            <w:r>
-              <w:rPr>
-                <w:b w:val="0"/>
-                <w:sz w:val="19"/>
-              </w:rPr>
-              <w:t>Template</w:t>
-            </w:r>
-          </w:p>
-        </w:tc>
-        <w:tc>
-          <w:tcPr>
-            <w:tcW w:type="dxa" w:w="4873"/>
-          </w:tcPr>
-          <w:p>
-            <w:pPr>
-              <w:spacing w:after="40"/>
-            </w:pPr>
-            <w:r>
-              <w:rPr>
-                <w:sz w:val="19"/>
-              </w:rPr>
-            </w:r>
-            <w:r>
-              <w:rPr>
-                <w:b w:val="0"/>
-                <w:sz w:val="19"/>
-              </w:rPr>
-              <w:t>Os Modelos de E-mail. As variáveis só se preenchem com item vinculado</w:t>
-            </w:r>
-          </w:p>
-        </w:tc>
-      </w:tr>
-      <w:tr>
-        <w:tc>
-          <w:tcPr>
-            <w:tcW w:type="dxa" w:w="4873"/>
-          </w:tcPr>
-          <w:p>
-            <w:pPr>
-              <w:spacing w:after="40"/>
-            </w:pPr>
-            <w:r>
-              <w:rPr>
-                <w:sz w:val="19"/>
-              </w:rPr>
-            </w:r>
-            <w:r>
-              <w:rPr>
-                <w:b w:val="0"/>
-                <w:sz w:val="19"/>
-              </w:rPr>
-              <w:t>Assunto</w:t>
-            </w:r>
-          </w:p>
-        </w:tc>
-        <w:tc>
-          <w:tcPr>
-            <w:tcW w:type="dxa" w:w="4873"/>
-          </w:tcPr>
-          <w:p>
-            <w:pPr>
-              <w:spacing w:after="40"/>
-            </w:pPr>
-            <w:r>
-              <w:rPr>
-                <w:sz w:val="19"/>
-              </w:rPr>
-            </w:r>
-            <w:r>
-              <w:rPr>
-                <w:b w:val="0"/>
-                <w:sz w:val="19"/>
-              </w:rPr>
-              <w:t>Livre</w:t>
-            </w:r>
-          </w:p>
-        </w:tc>
-      </w:tr>
-      <w:tr>
-        <w:tc>
-          <w:tcPr>
-            <w:tcW w:type="dxa" w:w="4873"/>
-          </w:tcPr>
-          <w:p>
-            <w:pPr>
-              <w:spacing w:after="40"/>
-            </w:pPr>
-            <w:r>
-              <w:rPr>
-                <w:sz w:val="19"/>
-              </w:rPr>
-            </w:r>
-            <w:r>
-              <w:rPr>
-                <w:b w:val="0"/>
-                <w:sz w:val="19"/>
-              </w:rPr>
-              <w:t>Vincular a item (opcional)</w:t>
-            </w:r>
-          </w:p>
-        </w:tc>
-        <w:tc>
-          <w:tcPr>
-            <w:tcW w:type="dxa" w:w="4873"/>
-          </w:tcPr>
-          <w:p>
-            <w:pPr>
-              <w:spacing w:after="40"/>
-            </w:pPr>
-            <w:r>
-              <w:rPr>
-                <w:sz w:val="19"/>
-              </w:rPr>
-            </w:r>
-            <w:r>
-              <w:rPr>
-                <w:b w:val="0"/>
-                <w:sz w:val="19"/>
-              </w:rPr>
-              <w:t>Bloco separado dos campos do e-mail (6.4)</w:t>
-            </w:r>
-          </w:p>
-        </w:tc>
-      </w:tr>
-      <w:tr>
-        <w:tc>
-          <w:tcPr>
-            <w:tcW w:type="dxa" w:w="4873"/>
-          </w:tcPr>
-          <w:p>
-            <w:pPr>
-              <w:spacing w:after="40"/>
-            </w:pPr>
-            <w:r>
-              <w:rPr>
-                <w:sz w:val="19"/>
-              </w:rPr>
-            </w:r>
-            <w:r>
-              <w:rPr>
-                <w:b w:val="0"/>
-                <w:sz w:val="19"/>
-              </w:rPr>
-              <w:t>Mensagem</w:t>
-            </w:r>
-          </w:p>
-        </w:tc>
-        <w:tc>
-          <w:tcPr>
-            <w:tcW w:type="dxa" w:w="4873"/>
-          </w:tcPr>
-          <w:p>
-            <w:pPr>
-              <w:spacing w:after="40"/>
-            </w:pPr>
-            <w:r>
-              <w:rPr>
-                <w:sz w:val="19"/>
-              </w:rPr>
-            </w:r>
-            <w:r>
-              <w:rPr>
-                <w:b w:val="0"/>
-                <w:sz w:val="19"/>
-              </w:rPr>
-              <w:t>Obrigatória. Editor com negrito, itálico, listas e link</w:t>
-            </w:r>
-          </w:p>
-        </w:tc>
-      </w:tr>
-      <w:tr>
-        <w:tc>
-          <w:tcPr>
-            <w:tcW w:type="dxa" w:w="4873"/>
-          </w:tcPr>
-          <w:p>
-            <w:pPr>
-              <w:spacing w:after="40"/>
-            </w:pPr>
-            <w:r>
-              <w:rPr>
-                <w:sz w:val="19"/>
-              </w:rPr>
-            </w:r>
-            <w:r>
-              <w:rPr>
-                <w:b w:val="0"/>
-                <w:sz w:val="19"/>
-              </w:rPr>
-              <w:t>Anexar arquivo e Inserir assinatura</w:t>
-            </w:r>
-          </w:p>
-        </w:tc>
-        <w:tc>
-          <w:tcPr>
-            <w:tcW w:type="dxa" w:w="4873"/>
-          </w:tcPr>
-          <w:p>
-            <w:pPr>
-              <w:spacing w:after="40"/>
-            </w:pPr>
-            <w:r>
-              <w:rPr>
-                <w:sz w:val="19"/>
-              </w:rPr>
-            </w:r>
-            <w:r>
-              <w:rPr>
-                <w:b w:val="0"/>
-                <w:sz w:val="19"/>
-              </w:rPr>
-              <w:t>Como hoje</w:t>
-            </w:r>
-          </w:p>
-        </w:tc>
-      </w:tr>
-    </w:tbl>
-    <w:p>
-      <w:pPr>
-        <w:spacing w:after="40"/>
-      </w:pPr>
     </w:p>
     <w:p>
       <w:pPr>
@@ -12625,7 +13032,7 @@
         <w:rPr>
           <w:b w:val="0"/>
         </w:rPr>
-        <w:t>Enviar: botão ou Ctrl+Enter. Depois do envio, o aviso traz "Ver no item" ou "Ver em E-mails".</w:t>
+        <w:t>Campo de busca (autocompletar), não lista. Vazio, mostra os 5 itens atualizados por último. Com texto, os 8 melhores e quantos ficaram de fora.</w:t>
       </w:r>
     </w:p>
     <w:p>
@@ -12637,7 +13044,7 @@
         <w:rPr>
           <w:b w:val="0"/>
         </w:rPr>
-        <w:t>Descartar: o aviso traz "Desfazer".</w:t>
+        <w:t>Procura em referência, ID, nome, categoria, contatos e campos de texto. Agrupa por categoria e mostra ID e etapa, para separar itens de nome parecido.</w:t>
       </w:r>
     </w:p>
     <w:p>
@@ -12649,7 +13056,7 @@
         <w:rPr>
           <w:b w:val="0"/>
         </w:rPr>
-        <w:t>A gaveta não escurece nem trava a página. Minimizar, Esc e o X guardam o rascunho numa barra no rodapé, que continua na troca de tela. Expandir alarga a gaveta.</w:t>
+        <w:t>Só itens que a pessoa pode ver, no workspace atual. Item sem permissão não aparece nem na contagem.</w:t>
       </w:r>
     </w:p>
     <w:p>
@@ -12661,7 +13068,43 @@
         <w:rPr>
           <w:b w:val="0"/>
         </w:rPr>
-        <w:t>Ao abrir, o cursor vai para o Para; vindo do item, com destinatário pronto, vai para o texto.</w:t>
+        <w:t>Antes da busca, até 3 sugestões: itens em que alguém do Para é contato.</w:t>
+      </w:r>
+    </w:p>
+    <w:p>
+      <w:pPr>
+        <w:pStyle w:val="ListBullet"/>
+        <w:spacing w:after="40"/>
+      </w:pPr>
+      <w:r>
+        <w:rPr>
+          <w:b w:val="0"/>
+        </w:rPr>
+        <w:t>Escolhido o item: nome, referência e categoria, com Trocar e o X para remover.</w:t>
+      </w:r>
+    </w:p>
+    <w:p>
+      <w:pPr>
+        <w:pStyle w:val="ListBullet"/>
+        <w:spacing w:after="40"/>
+      </w:pPr>
+      <w:r>
+        <w:rPr>
+          <w:b w:val="0"/>
+        </w:rPr>
+        <w:t>Aberto a partir de um item: já vem vinculado, com a linha "Vinculado porque você começou no item".</w:t>
+      </w:r>
+    </w:p>
+    <w:p>
+      <w:pPr>
+        <w:pStyle w:val="ListBullet"/>
+        <w:spacing w:after="40"/>
+      </w:pPr>
+      <w:r>
+        <w:rPr>
+          <w:b w:val="0"/>
+        </w:rPr>
+        <w:t>Categoria sem pasta Mail Box: aviso de que o e-mail não aparece na tela do item.</w:t>
       </w:r>
     </w:p>
     <w:p>
@@ -12778,7 +13221,7 @@
                 <w:b w:val="0"/>
                 <w:sz w:val="19"/>
               </w:rPr>
-              <w:t>Correio do Outlook (D1)</w:t>
+              <w:t>Rota de busca de item entre categorias, filtrada por permissão (D19). A busca global (Ctrl K) não procura itens: navega por menus e ações</w:t>
             </w:r>
           </w:p>
         </w:tc>
@@ -12800,7 +13243,7 @@
                 <w:b w:val="0"/>
                 <w:sz w:val="19"/>
               </w:rPr>
-              <w:t>Perfil › Integrações</w:t>
+              <w:t>Dev (back)</w:t>
             </w:r>
           </w:p>
         </w:tc>
@@ -12822,7 +13265,7 @@
                 <w:b w:val="0"/>
                 <w:sz w:val="19"/>
               </w:rPr>
-              <w:t>Aviso no lugar do formulário</w:t>
+              <w:t>Sem a busca; o vínculo só vem quando a pessoa começa no item</w:t>
             </w:r>
           </w:p>
         </w:tc>
@@ -12846,7 +13289,7 @@
                 <w:b w:val="0"/>
                 <w:sz w:val="19"/>
               </w:rPr>
-              <w:t>Modelos de E-mail cadastrados (D17)</w:t>
+              <w:t>Permissão de ver a categoria e o item (D10)</w:t>
             </w:r>
           </w:p>
         </w:tc>
@@ -12868,7 +13311,7 @@
                 <w:b w:val="0"/>
                 <w:sz w:val="19"/>
               </w:rPr>
-              <w:t>Configurações › E-mails › Modelos de E-mail</w:t>
+              <w:t>Cargo</w:t>
             </w:r>
           </w:p>
         </w:tc>
@@ -12890,7 +13333,7 @@
                 <w:b w:val="0"/>
                 <w:sz w:val="19"/>
               </w:rPr>
-              <w:t>Campo Template vazio</w:t>
+              <w:t>O item não aparece</w:t>
             </w:r>
           </w:p>
         </w:tc>
@@ -12914,7 +13357,7 @@
                 <w:b w:val="0"/>
                 <w:sz w:val="19"/>
               </w:rPr>
-              <w:t>Assinatura configurada na conta do Outlook</w:t>
+              <w:t>Contatos configurados nas categorias (D6), para as sugestões</w:t>
             </w:r>
           </w:p>
         </w:tc>
@@ -12936,7 +13379,7 @@
                 <w:b w:val="0"/>
                 <w:sz w:val="19"/>
               </w:rPr>
-              <w:t>Outlook da pessoa</w:t>
+              <w:t>Cartão da categoria</w:t>
             </w:r>
           </w:p>
         </w:tc>
@@ -12958,7 +13401,7 @@
                 <w:b w:val="0"/>
                 <w:sz w:val="19"/>
               </w:rPr>
-              <w:t>"Inserir assinatura" não insere nada</w:t>
+              <w:t>Sem sugestões; a busca continua</w:t>
             </w:r>
           </w:p>
         </w:tc>
@@ -12982,52 +13425,7 @@
                 <w:b w:val="0"/>
                 <w:sz w:val="19"/>
               </w:rPr>
-              <w:t xml:space="preserve">Envio sem item: confirmar que o </w:t>
-            </w:r>
-            <w:r>
-              <w:rPr>
-                <w:rFonts w:ascii="Consolas" w:hAnsi="Consolas" w:eastAsia="Consolas"/>
-                <w:b w:val="0"/>
-                <w:sz w:val="18"/>
-              </w:rPr>
-              <w:t>send-email</w:t>
-            </w:r>
-            <w:r>
-              <w:rPr>
-                <w:b w:val="0"/>
-                <w:sz w:val="19"/>
-              </w:rPr>
-              <w:t xml:space="preserve"> sem </w:t>
-            </w:r>
-            <w:r>
-              <w:rPr>
-                <w:rFonts w:ascii="Consolas" w:hAnsi="Consolas" w:eastAsia="Consolas"/>
-                <w:b w:val="0"/>
-                <w:sz w:val="18"/>
-              </w:rPr>
-              <w:t>item_ref</w:t>
-            </w:r>
-            <w:r>
-              <w:rPr>
-                <w:b w:val="0"/>
-                <w:sz w:val="19"/>
-              </w:rPr>
-              <w:t xml:space="preserve"> grava em </w:t>
-            </w:r>
-            <w:r>
-              <w:rPr>
-                <w:rFonts w:ascii="Consolas" w:hAnsi="Consolas" w:eastAsia="Consolas"/>
-                <w:b w:val="0"/>
-                <w:sz w:val="18"/>
-              </w:rPr>
-              <w:t>sendmails</w:t>
-            </w:r>
-            <w:r>
-              <w:rPr>
-                <w:b w:val="0"/>
-                <w:sz w:val="19"/>
-              </w:rPr>
-              <w:t xml:space="preserve"> (D20)</w:t>
+              <w:t>Pasta Mail Box na categoria escolhida (D9)</w:t>
             </w:r>
           </w:p>
         </w:tc>
@@ -13049,7 +13447,7 @@
                 <w:b w:val="0"/>
                 <w:sz w:val="19"/>
               </w:rPr>
-              <w:t>Dev (back)</w:t>
+              <w:t>Estrutura › Categorias › Pastas</w:t>
             </w:r>
           </w:p>
         </w:tc>
@@ -13071,7 +13469,7 @@
                 <w:b w:val="0"/>
                 <w:sz w:val="19"/>
               </w:rPr>
-              <w:t>O e-mail sai, mas não aparece em E-mails › Enviados</w:t>
+              <w:t>Aviso no bloco; o e-mail não aparece na tela do item</w:t>
             </w:r>
           </w:p>
         </w:tc>
@@ -13087,7 +13485,7 @@
         <w:pStyle w:val="Heading3"/>
       </w:pPr>
       <w:r>
-        <w:t>Por que assim</w:t>
+        <w:t>Como a pessoa usa</w:t>
       </w:r>
     </w:p>
     <w:p>
@@ -13099,7 +13497,7 @@
         <w:rPr>
           <w:b w:val="0"/>
         </w:rPr>
-        <w:t>É a mesma gaveta "Nova Mensagem" de hoje, na mesma ordem, como o documento pede.</w:t>
+        <w:t>Do item: clica em E-mail; o item já está vinculado; envia.</w:t>
       </w:r>
     </w:p>
     <w:p>
@@ -13111,7 +13509,15 @@
         <w:rPr>
           <w:b w:val="0"/>
         </w:rPr>
-        <w:t>O "De" e o "Responder para" à vista evitam que a pessoa ache que o e-mail sai do endereço do item.</w:t>
+        <w:t>De outra tela: clica em "Novo e-mail", preenche o Para, clica na sugestão ou digita na busca, escolhe o item e envia.</w:t>
+      </w:r>
+    </w:p>
+    <w:p>
+      <w:pPr>
+        <w:pStyle w:val="Heading3"/>
+      </w:pPr>
+      <w:r>
+        <w:t>Por que assim</w:t>
       </w:r>
     </w:p>
     <w:p>
@@ -13123,23 +13529,7 @@
         <w:rPr>
           <w:b w:val="0"/>
         </w:rPr>
-        <w:t>A gaveta que não trava a página deixa consultar o item enquanto escreve, como Salesforce e Gmail.</w:t>
-      </w:r>
-    </w:p>
-    <w:p>
-      <w:pPr>
-        <w:pStyle w:val="Heading2"/>
-      </w:pPr>
-      <w:r>
-        <w:t>6.4 Vincular a item</w:t>
-      </w:r>
-    </w:p>
-    <w:p>
-      <w:pPr>
-        <w:pStyle w:val="Heading3"/>
-      </w:pPr>
-      <w:r>
-        <w:t>Como funciona</w:t>
+        <w:t>O documento pede busca por "nome/titulo do item, ID, Folder, Workspace" e que a pessoa nunca ache item sem acesso.</w:t>
       </w:r>
     </w:p>
     <w:p>
@@ -13151,7 +13541,15 @@
         <w:rPr>
           <w:b w:val="0"/>
         </w:rPr>
-        <w:t>Campo de busca (autocompletar), não lista. Vazio, mostra os 5 itens atualizados por último. Com texto, os 8 melhores e quantos ficaram de fora.</w:t>
+        <w:t>Só o workspace atual porque o endereço do item e as permissões são do workspace.</w:t>
+      </w:r>
+    </w:p>
+    <w:p>
+      <w:pPr>
+        <w:pStyle w:val="Heading2"/>
+      </w:pPr>
+      <w:r>
+        <w:t>6.5 Sem o Correio do Outlook integrado</w:t>
       </w:r>
     </w:p>
     <w:p>
@@ -13163,7 +13561,7 @@
         <w:rPr>
           <w:b w:val="0"/>
         </w:rPr>
-        <w:t>Procura em referência, ID, nome, categoria, contatos e campos de texto. Agrupa por categoria e mostra ID e etapa, para separar itens de nome parecido.</w:t>
+        <w:t>A gaveta mostra "Nenhuma conta integrada disponível." e "Integrar contas", que abre Perfil › Integrações. É o comportamento de hoje.</w:t>
       </w:r>
     </w:p>
     <w:p>
@@ -13175,19 +13573,21 @@
         <w:rPr>
           <w:b w:val="0"/>
         </w:rPr>
-        <w:t>Só itens que a pessoa pode ver, no workspace atual. Item sem permissão não aparece nem na contagem.</w:t>
-      </w:r>
-    </w:p>
-    <w:p>
-      <w:pPr>
-        <w:pStyle w:val="ListBullet"/>
-        <w:spacing w:after="40"/>
-      </w:pPr>
+        <w:t>O botão E-mail dos atalhos abre o app da pessoa (</w:t>
+      </w:r>
+      <w:r>
+        <w:rPr>
+          <w:rFonts w:ascii="Consolas" w:hAnsi="Consolas" w:eastAsia="Consolas"/>
+          <w:b w:val="0"/>
+          <w:sz w:val="18"/>
+        </w:rPr>
+        <w:t>mailto:</w:t>
+      </w:r>
       <w:r>
         <w:rPr>
           <w:b w:val="0"/>
         </w:rPr>
-        <w:t>Antes da busca, até 3 sugestões: itens em que alguém do Para é contato.</w:t>
+        <w:t>), sem o caminho do ENSPACE.</w:t>
       </w:r>
     </w:p>
     <w:p>
@@ -13199,7 +13599,23 @@
         <w:rPr>
           <w:b w:val="0"/>
         </w:rPr>
-        <w:t>Escolhido o item: nome, referência e categoria, com Trocar e o X para remover.</w:t>
+        <w:t>No protótipo: cenário "Sem Outlook integrado", na barra de baixo.</w:t>
+      </w:r>
+    </w:p>
+    <w:p>
+      <w:pPr>
+        <w:pStyle w:val="Heading2"/>
+      </w:pPr>
+      <w:r>
+        <w:t>6.6 Área "E-mails" no menu</w:t>
+      </w:r>
+    </w:p>
+    <w:p>
+      <w:pPr>
+        <w:pStyle w:val="Heading3"/>
+      </w:pPr>
+      <w:r>
+        <w:t>Como funciona</w:t>
       </w:r>
     </w:p>
     <w:p>
@@ -13211,7 +13627,7 @@
         <w:rPr>
           <w:b w:val="0"/>
         </w:rPr>
-        <w:t>Aberto a partir de um item: já vem vinculado, com a linha "Vinculado porque você começou no item".</w:t>
+        <w:t>Entrada "E-mails" na seção Membro do menu, que entra junto com o módulo 3.3. Abas Recebidos e Enviados, busca e o filtro Todos, Com item e Sem item.</w:t>
       </w:r>
     </w:p>
     <w:p>
@@ -13223,7 +13639,43 @@
         <w:rPr>
           <w:b w:val="0"/>
         </w:rPr>
-        <w:t>Categoria sem pasta Mail Box: aviso de que o e-mail não aparece na tela do item.</w:t>
+        <w:t>Recebidos: o que chegou nos endereços dos itens e nas Caixas de E-mail do workspace. A coluna Item mostra o item ou "Sem item".</w:t>
+      </w:r>
+    </w:p>
+    <w:p>
+      <w:pPr>
+        <w:pStyle w:val="ListBullet"/>
+        <w:spacing w:after="40"/>
+      </w:pPr>
+      <w:r>
+        <w:rPr>
+          <w:b w:val="0"/>
+        </w:rPr>
+        <w:t>Enviados: o que a pessoa enviou pelo ENSPACE, com ou sem item.</w:t>
+      </w:r>
+    </w:p>
+    <w:p>
+      <w:pPr>
+        <w:pStyle w:val="ListBullet"/>
+        <w:spacing w:after="40"/>
+      </w:pPr>
+      <w:r>
+        <w:rPr>
+          <w:b w:val="0"/>
+        </w:rPr>
+        <w:t>E-mail sem item tem "Vincular" na linha. Na leitura, aparecem antes os itens em que o remetente é contato.</w:t>
+      </w:r>
+    </w:p>
+    <w:p>
+      <w:pPr>
+        <w:pStyle w:val="ListBullet"/>
+        <w:spacing w:after="40"/>
+      </w:pPr>
+      <w:r>
+        <w:rPr>
+          <w:b w:val="0"/>
+        </w:rPr>
+        <w:t>Só aparecem e-mails de itens que a pessoa pode ver.</w:t>
       </w:r>
     </w:p>
     <w:p>
@@ -13340,7 +13792,52 @@
                 <w:b w:val="0"/>
                 <w:sz w:val="19"/>
               </w:rPr>
-              <w:t>Rota de busca de item entre categorias, filtrada por permissão (D19). A busca global (Ctrl K) não procura itens: navega por menus e ações</w:t>
+              <w:t>Listar recebidos e enviados por pessoa e por permissão. Os dados existem (</w:t>
+            </w:r>
+            <w:r>
+              <w:rPr>
+                <w:rFonts w:ascii="Consolas" w:hAnsi="Consolas" w:eastAsia="Consolas"/>
+                <w:b w:val="0"/>
+                <w:sz w:val="18"/>
+              </w:rPr>
+              <w:t>c-mailbox-messages</w:t>
+            </w:r>
+            <w:r>
+              <w:rPr>
+                <w:b w:val="0"/>
+                <w:sz w:val="19"/>
+              </w:rPr>
+              <w:t xml:space="preserve"> e </w:t>
+            </w:r>
+            <w:r>
+              <w:rPr>
+                <w:rFonts w:ascii="Consolas" w:hAnsi="Consolas" w:eastAsia="Consolas"/>
+                <w:b w:val="0"/>
+                <w:sz w:val="18"/>
+              </w:rPr>
+              <w:t>sendmails</w:t>
+            </w:r>
+            <w:r>
+              <w:rPr>
+                <w:b w:val="0"/>
+                <w:sz w:val="19"/>
+              </w:rPr>
+              <w:t>); a tela "Emails Recebidos" (</w:t>
+            </w:r>
+            <w:r>
+              <w:rPr>
+                <w:rFonts w:ascii="Consolas" w:hAnsi="Consolas" w:eastAsia="Consolas"/>
+                <w:b w:val="0"/>
+                <w:sz w:val="18"/>
+              </w:rPr>
+              <w:t>/itemEmails</w:t>
+            </w:r>
+            <w:r>
+              <w:rPr>
+                <w:b w:val="0"/>
+                <w:sz w:val="19"/>
+              </w:rPr>
+              <w:t>) existe sem entrada no menu</w:t>
             </w:r>
           </w:p>
         </w:tc>
@@ -13362,7 +13859,7 @@
                 <w:b w:val="0"/>
                 <w:sz w:val="19"/>
               </w:rPr>
-              <w:t>Dev (back)</w:t>
+              <w:t>Dev (back e front)</w:t>
             </w:r>
           </w:p>
         </w:tc>
@@ -13384,7 +13881,7 @@
                 <w:b w:val="0"/>
                 <w:sz w:val="19"/>
               </w:rPr>
-              <w:t>Sem a busca; o vínculo só vem quando a pessoa começa no item</w:t>
+              <w:t>Sem a área</w:t>
             </w:r>
           </w:p>
         </w:tc>
@@ -13408,7 +13905,7 @@
                 <w:b w:val="0"/>
                 <w:sz w:val="19"/>
               </w:rPr>
-              <w:t>Permissão de ver a categoria e o item (D10)</w:t>
+              <w:t>Envio sem item gravado e rota de vincular depois (D20)</w:t>
             </w:r>
           </w:p>
         </w:tc>
@@ -13430,7 +13927,7 @@
                 <w:b w:val="0"/>
                 <w:sz w:val="19"/>
               </w:rPr>
-              <w:t>Cargo</w:t>
+              <w:t>Dev (back)</w:t>
             </w:r>
           </w:p>
         </w:tc>
@@ -13452,7 +13949,7 @@
                 <w:b w:val="0"/>
                 <w:sz w:val="19"/>
               </w:rPr>
-              <w:t>O item não aparece</w:t>
+              <w:t>E-mail sem item fora da lista; sem "Vincular"</w:t>
             </w:r>
           </w:p>
         </w:tc>
@@ -13476,7 +13973,7 @@
                 <w:b w:val="0"/>
                 <w:sz w:val="19"/>
               </w:rPr>
-              <w:t>Contatos configurados nas categorias (D6), para as sugestões</w:t>
+              <w:t>Regra de quem vê o que chega nas Caixas de E-mail do workspace</w:t>
             </w:r>
           </w:p>
         </w:tc>
@@ -13498,7 +13995,7 @@
                 <w:b w:val="0"/>
                 <w:sz w:val="19"/>
               </w:rPr>
-              <w:t>Cartão da categoria</w:t>
+              <w:t>Produto</w:t>
             </w:r>
           </w:p>
         </w:tc>
@@ -13520,7 +14017,7 @@
                 <w:b w:val="0"/>
                 <w:sz w:val="19"/>
               </w:rPr>
-              <w:t>Sem sugestões; a busca continua</w:t>
+              <w:t>A definir; hoje a caixa é porta de entrada de Spaceflow</w:t>
             </w:r>
           </w:p>
         </w:tc>
@@ -13544,7 +14041,7 @@
                 <w:b w:val="0"/>
                 <w:sz w:val="19"/>
               </w:rPr>
-              <w:t>Pasta Mail Box na categoria escolhida (D9)</w:t>
+              <w:t>Permissão de ver o item (D10)</w:t>
             </w:r>
           </w:p>
         </w:tc>
@@ -13566,7 +14063,7 @@
                 <w:b w:val="0"/>
                 <w:sz w:val="19"/>
               </w:rPr>
-              <w:t>Estrutura › Categorias › Pastas</w:t>
+              <w:t>Cargo</w:t>
             </w:r>
           </w:p>
         </w:tc>
@@ -13588,7 +14085,7 @@
                 <w:b w:val="0"/>
                 <w:sz w:val="19"/>
               </w:rPr>
-              <w:t>Aviso no bloco; o e-mail não aparece na tela do item</w:t>
+              <w:t>O e-mail do item não aparece</w:t>
             </w:r>
           </w:p>
         </w:tc>
@@ -13609,58 +14106,63 @@
     </w:p>
     <w:p>
       <w:pPr>
-        <w:pStyle w:val="ListBullet"/>
         <w:spacing w:after="40"/>
-      </w:pPr>
+        <w:ind w:left="510" w:hanging="340"/>
+      </w:pPr>
+      <w:r>
+        <w:t xml:space="preserve">1. </w:t>
+      </w:r>
       <w:r>
         <w:rPr>
           <w:b w:val="0"/>
         </w:rPr>
-        <w:t>Do item: clica em E-mail; o item já está vinculado; envia.</w:t>
+        <w:t>Abre E-mails no menu.</w:t>
       </w:r>
     </w:p>
     <w:p>
       <w:pPr>
-        <w:pStyle w:val="ListBullet"/>
         <w:spacing w:after="40"/>
-      </w:pPr>
+        <w:ind w:left="510" w:hanging="340"/>
+      </w:pPr>
+      <w:r>
+        <w:t xml:space="preserve">2. </w:t>
+      </w:r>
       <w:r>
         <w:rPr>
           <w:b w:val="0"/>
         </w:rPr>
-        <w:t>De outra tela: clica em "Novo e-mail", preenche o Para, clica na sugestão ou digita na busca, escolhe o item e envia.</w:t>
+        <w:t>Filtra "Sem item".</w:t>
       </w:r>
     </w:p>
     <w:p>
       <w:pPr>
-        <w:pStyle w:val="Heading3"/>
-      </w:pPr>
-      <w:r>
-        <w:t>Por que assim</w:t>
-      </w:r>
-    </w:p>
-    <w:p>
-      <w:pPr>
-        <w:pStyle w:val="ListBullet"/>
         <w:spacing w:after="40"/>
-      </w:pPr>
+        <w:ind w:left="510" w:hanging="340"/>
+      </w:pPr>
+      <w:r>
+        <w:t xml:space="preserve">3. </w:t>
+      </w:r>
       <w:r>
         <w:rPr>
           <w:b w:val="0"/>
         </w:rPr>
-        <w:t>O documento pede busca por "nome/titulo do item, ID, Folder, Workspace" e que a pessoa nunca ache item sem acesso.</w:t>
+        <w:t>Clica em Vincular, escolhe a sugestão ou busca o item.</w:t>
       </w:r>
     </w:p>
     <w:p>
       <w:pPr>
-        <w:pStyle w:val="ListBullet"/>
-        <w:spacing w:after="40"/>
-      </w:pPr>
+        <w:pStyle w:val="Heading3"/>
+      </w:pPr>
+      <w:r>
+        <w:t>Por que assim</w:t>
+      </w:r>
+    </w:p>
+    <w:p>
       <w:r>
         <w:rPr>
           <w:b w:val="0"/>
         </w:rPr>
-        <w:t>Só o workspace atual porque o endereço do item e as permissões são do workspace.</w:t>
+        <w:t>O documento pede que o e-mail vinculado apareça "na área de E-mail do usuário". Essa área existe escondida: a tela "Emails Recebidos", sem entrada no menu.</w:t>
       </w:r>
     </w:p>
     <w:p>
@@ -13668,7 +14170,7 @@
         <w:pStyle w:val="Heading2"/>
       </w:pPr>
       <w:r>
-        <w:t>6.5 Sem o Correio do Outlook integrado</w:t>
+        <w:t>6.7 Mail Box do item (já existe)</w:t>
       </w:r>
     </w:p>
     <w:p>
@@ -13680,7 +14182,7 @@
         <w:rPr>
           <w:b w:val="0"/>
         </w:rPr>
-        <w:t>A gaveta mostra "Nenhuma conta integrada disponível." e "Integrar contas", que abre Perfil › Integrações. É o comportamento de hoje.</w:t>
+        <w:t>Endereço do item com botão de copiar, abas Recebidos e Enviados, lápis para escrever e Responder em cada e-mail.</w:t>
       </w:r>
     </w:p>
     <w:p>
@@ -13692,109 +14194,7 @@
         <w:rPr>
           <w:b w:val="0"/>
         </w:rPr>
-        <w:t>O botão E-mail dos atalhos abre o app da pessoa (</w:t>
-      </w:r>
-      <w:r>
-        <w:rPr>
-          <w:rFonts w:ascii="Consolas" w:hAnsi="Consolas" w:eastAsia="Consolas"/>
-          <w:b w:val="0"/>
-          <w:sz w:val="18"/>
-        </w:rPr>
-        <w:t>mailto:</w:t>
-      </w:r>
-      <w:r>
-        <w:rPr>
-          <w:b w:val="0"/>
-        </w:rPr>
-        <w:t>), sem o caminho do ENSPACE.</w:t>
-      </w:r>
-    </w:p>
-    <w:p>
-      <w:pPr>
-        <w:pStyle w:val="ListBullet"/>
-        <w:spacing w:after="40"/>
-      </w:pPr>
-      <w:r>
-        <w:rPr>
-          <w:b w:val="0"/>
-        </w:rPr>
-        <w:t>No protótipo: cenário "Sem Outlook integrado", na barra de baixo.</w:t>
-      </w:r>
-    </w:p>
-    <w:p>
-      <w:pPr>
-        <w:pStyle w:val="Heading2"/>
-      </w:pPr>
-      <w:r>
-        <w:t>6.6 Área "E-mails" no menu</w:t>
-      </w:r>
-    </w:p>
-    <w:p>
-      <w:pPr>
-        <w:pStyle w:val="Heading3"/>
-      </w:pPr>
-      <w:r>
-        <w:t>Como funciona</w:t>
-      </w:r>
-    </w:p>
-    <w:p>
-      <w:pPr>
-        <w:pStyle w:val="ListBullet"/>
-        <w:spacing w:after="40"/>
-      </w:pPr>
-      <w:r>
-        <w:rPr>
-          <w:b w:val="0"/>
-        </w:rPr>
-        <w:t>Entrada "E-mails" na seção Membro do menu, que entra junto com o módulo 3.3. Abas Recebidos e Enviados, busca e o filtro Todos, Com item e Sem item.</w:t>
-      </w:r>
-    </w:p>
-    <w:p>
-      <w:pPr>
-        <w:pStyle w:val="ListBullet"/>
-        <w:spacing w:after="40"/>
-      </w:pPr>
-      <w:r>
-        <w:rPr>
-          <w:b w:val="0"/>
-        </w:rPr>
-        <w:t>Recebidos: o que chegou nos endereços dos itens e nas Caixas de E-mail do workspace. A coluna Item mostra o item ou "Sem item".</w:t>
-      </w:r>
-    </w:p>
-    <w:p>
-      <w:pPr>
-        <w:pStyle w:val="ListBullet"/>
-        <w:spacing w:after="40"/>
-      </w:pPr>
-      <w:r>
-        <w:rPr>
-          <w:b w:val="0"/>
-        </w:rPr>
-        <w:t>Enviados: o que a pessoa enviou pelo ENSPACE, com ou sem item.</w:t>
-      </w:r>
-    </w:p>
-    <w:p>
-      <w:pPr>
-        <w:pStyle w:val="ListBullet"/>
-        <w:spacing w:after="40"/>
-      </w:pPr>
-      <w:r>
-        <w:rPr>
-          <w:b w:val="0"/>
-        </w:rPr>
-        <w:t>E-mail sem item tem "Vincular" na linha. Na leitura, aparecem antes os itens em que o remetente é contato.</w:t>
-      </w:r>
-    </w:p>
-    <w:p>
-      <w:pPr>
-        <w:pStyle w:val="ListBullet"/>
-        <w:spacing w:after="40"/>
-      </w:pPr>
-      <w:r>
-        <w:rPr>
-          <w:b w:val="0"/>
-        </w:rPr>
-        <w:t>Só aparecem e-mails de itens que a pessoa pode ver.</w:t>
+        <w:t>O protótipo só acrescenta: o lápis abre o mesmo compositor de 6.3, já vinculado ao item.</w:t>
       </w:r>
     </w:p>
     <w:p>
@@ -13911,525 +14311,6 @@
                 <w:b w:val="0"/>
                 <w:sz w:val="19"/>
               </w:rPr>
-              <w:t>Listar recebidos e enviados por pessoa e por permissão. Os dados existem (</w:t>
-            </w:r>
-            <w:r>
-              <w:rPr>
-                <w:rFonts w:ascii="Consolas" w:hAnsi="Consolas" w:eastAsia="Consolas"/>
-                <w:b w:val="0"/>
-                <w:sz w:val="18"/>
-              </w:rPr>
-              <w:t>c-mailbox-messages</w:t>
-            </w:r>
-            <w:r>
-              <w:rPr>
-                <w:b w:val="0"/>
-                <w:sz w:val="19"/>
-              </w:rPr>
-              <w:t xml:space="preserve"> e </w:t>
-            </w:r>
-            <w:r>
-              <w:rPr>
-                <w:rFonts w:ascii="Consolas" w:hAnsi="Consolas" w:eastAsia="Consolas"/>
-                <w:b w:val="0"/>
-                <w:sz w:val="18"/>
-              </w:rPr>
-              <w:t>sendmails</w:t>
-            </w:r>
-            <w:r>
-              <w:rPr>
-                <w:b w:val="0"/>
-                <w:sz w:val="19"/>
-              </w:rPr>
-              <w:t>); a tela "Emails Recebidos" (</w:t>
-            </w:r>
-            <w:r>
-              <w:rPr>
-                <w:rFonts w:ascii="Consolas" w:hAnsi="Consolas" w:eastAsia="Consolas"/>
-                <w:b w:val="0"/>
-                <w:sz w:val="18"/>
-              </w:rPr>
-              <w:t>/itemEmails</w:t>
-            </w:r>
-            <w:r>
-              <w:rPr>
-                <w:b w:val="0"/>
-                <w:sz w:val="19"/>
-              </w:rPr>
-              <w:t>) existe sem entrada no menu</w:t>
-            </w:r>
-          </w:p>
-        </w:tc>
-        <w:tc>
-          <w:tcPr>
-            <w:tcW w:type="dxa" w:w="2268"/>
-          </w:tcPr>
-          <w:p>
-            <w:pPr>
-              <w:spacing w:after="40"/>
-            </w:pPr>
-            <w:r>
-              <w:rPr>
-                <w:sz w:val="19"/>
-              </w:rPr>
-            </w:r>
-            <w:r>
-              <w:rPr>
-                <w:b w:val="0"/>
-                <w:sz w:val="19"/>
-              </w:rPr>
-              <w:t>Dev (back e front)</w:t>
-            </w:r>
-          </w:p>
-        </w:tc>
-        <w:tc>
-          <w:tcPr>
-            <w:tcW w:type="dxa" w:w="3515"/>
-          </w:tcPr>
-          <w:p>
-            <w:pPr>
-              <w:spacing w:after="40"/>
-            </w:pPr>
-            <w:r>
-              <w:rPr>
-                <w:sz w:val="19"/>
-              </w:rPr>
-            </w:r>
-            <w:r>
-              <w:rPr>
-                <w:b w:val="0"/>
-                <w:sz w:val="19"/>
-              </w:rPr>
-              <w:t>Sem a área</w:t>
-            </w:r>
-          </w:p>
-        </w:tc>
-      </w:tr>
-      <w:tr>
-        <w:tc>
-          <w:tcPr>
-            <w:tcW w:type="dxa" w:w="3628"/>
-          </w:tcPr>
-          <w:p>
-            <w:pPr>
-              <w:spacing w:after="40"/>
-            </w:pPr>
-            <w:r>
-              <w:rPr>
-                <w:sz w:val="19"/>
-              </w:rPr>
-            </w:r>
-            <w:r>
-              <w:rPr>
-                <w:b w:val="0"/>
-                <w:sz w:val="19"/>
-              </w:rPr>
-              <w:t>Envio sem item gravado e rota de vincular depois (D20)</w:t>
-            </w:r>
-          </w:p>
-        </w:tc>
-        <w:tc>
-          <w:tcPr>
-            <w:tcW w:type="dxa" w:w="2268"/>
-          </w:tcPr>
-          <w:p>
-            <w:pPr>
-              <w:spacing w:after="40"/>
-            </w:pPr>
-            <w:r>
-              <w:rPr>
-                <w:sz w:val="19"/>
-              </w:rPr>
-            </w:r>
-            <w:r>
-              <w:rPr>
-                <w:b w:val="0"/>
-                <w:sz w:val="19"/>
-              </w:rPr>
-              <w:t>Dev (back)</w:t>
-            </w:r>
-          </w:p>
-        </w:tc>
-        <w:tc>
-          <w:tcPr>
-            <w:tcW w:type="dxa" w:w="3515"/>
-          </w:tcPr>
-          <w:p>
-            <w:pPr>
-              <w:spacing w:after="40"/>
-            </w:pPr>
-            <w:r>
-              <w:rPr>
-                <w:sz w:val="19"/>
-              </w:rPr>
-            </w:r>
-            <w:r>
-              <w:rPr>
-                <w:b w:val="0"/>
-                <w:sz w:val="19"/>
-              </w:rPr>
-              <w:t>E-mail sem item fora da lista; sem "Vincular"</w:t>
-            </w:r>
-          </w:p>
-        </w:tc>
-      </w:tr>
-      <w:tr>
-        <w:tc>
-          <w:tcPr>
-            <w:tcW w:type="dxa" w:w="3628"/>
-          </w:tcPr>
-          <w:p>
-            <w:pPr>
-              <w:spacing w:after="40"/>
-            </w:pPr>
-            <w:r>
-              <w:rPr>
-                <w:sz w:val="19"/>
-              </w:rPr>
-            </w:r>
-            <w:r>
-              <w:rPr>
-                <w:b w:val="0"/>
-                <w:sz w:val="19"/>
-              </w:rPr>
-              <w:t>Regra de quem vê o que chega nas Caixas de E-mail do workspace</w:t>
-            </w:r>
-          </w:p>
-        </w:tc>
-        <w:tc>
-          <w:tcPr>
-            <w:tcW w:type="dxa" w:w="2268"/>
-          </w:tcPr>
-          <w:p>
-            <w:pPr>
-              <w:spacing w:after="40"/>
-            </w:pPr>
-            <w:r>
-              <w:rPr>
-                <w:sz w:val="19"/>
-              </w:rPr>
-            </w:r>
-            <w:r>
-              <w:rPr>
-                <w:b w:val="0"/>
-                <w:sz w:val="19"/>
-              </w:rPr>
-              <w:t>Produto</w:t>
-            </w:r>
-          </w:p>
-        </w:tc>
-        <w:tc>
-          <w:tcPr>
-            <w:tcW w:type="dxa" w:w="3515"/>
-          </w:tcPr>
-          <w:p>
-            <w:pPr>
-              <w:spacing w:after="40"/>
-            </w:pPr>
-            <w:r>
-              <w:rPr>
-                <w:sz w:val="19"/>
-              </w:rPr>
-            </w:r>
-            <w:r>
-              <w:rPr>
-                <w:b w:val="0"/>
-                <w:sz w:val="19"/>
-              </w:rPr>
-              <w:t>A definir; hoje a caixa é porta de entrada de Spaceflow</w:t>
-            </w:r>
-          </w:p>
-        </w:tc>
-      </w:tr>
-      <w:tr>
-        <w:tc>
-          <w:tcPr>
-            <w:tcW w:type="dxa" w:w="3628"/>
-          </w:tcPr>
-          <w:p>
-            <w:pPr>
-              <w:spacing w:after="40"/>
-            </w:pPr>
-            <w:r>
-              <w:rPr>
-                <w:sz w:val="19"/>
-              </w:rPr>
-            </w:r>
-            <w:r>
-              <w:rPr>
-                <w:b w:val="0"/>
-                <w:sz w:val="19"/>
-              </w:rPr>
-              <w:t>Permissão de ver o item (D10)</w:t>
-            </w:r>
-          </w:p>
-        </w:tc>
-        <w:tc>
-          <w:tcPr>
-            <w:tcW w:type="dxa" w:w="2268"/>
-          </w:tcPr>
-          <w:p>
-            <w:pPr>
-              <w:spacing w:after="40"/>
-            </w:pPr>
-            <w:r>
-              <w:rPr>
-                <w:sz w:val="19"/>
-              </w:rPr>
-            </w:r>
-            <w:r>
-              <w:rPr>
-                <w:b w:val="0"/>
-                <w:sz w:val="19"/>
-              </w:rPr>
-              <w:t>Cargo</w:t>
-            </w:r>
-          </w:p>
-        </w:tc>
-        <w:tc>
-          <w:tcPr>
-            <w:tcW w:type="dxa" w:w="3515"/>
-          </w:tcPr>
-          <w:p>
-            <w:pPr>
-              <w:spacing w:after="40"/>
-            </w:pPr>
-            <w:r>
-              <w:rPr>
-                <w:sz w:val="19"/>
-              </w:rPr>
-            </w:r>
-            <w:r>
-              <w:rPr>
-                <w:b w:val="0"/>
-                <w:sz w:val="19"/>
-              </w:rPr>
-              <w:t>O e-mail do item não aparece</w:t>
-            </w:r>
-          </w:p>
-        </w:tc>
-      </w:tr>
-    </w:tbl>
-    <w:p>
-      <w:pPr>
-        <w:spacing w:after="40"/>
-      </w:pPr>
-    </w:p>
-    <w:p>
-      <w:pPr>
-        <w:pStyle w:val="Heading3"/>
-      </w:pPr>
-      <w:r>
-        <w:t>Como a pessoa usa</w:t>
-      </w:r>
-    </w:p>
-    <w:p>
-      <w:pPr>
-        <w:spacing w:after="40"/>
-        <w:ind w:left="510" w:hanging="340"/>
-      </w:pPr>
-      <w:r>
-        <w:t xml:space="preserve">1. </w:t>
-      </w:r>
-      <w:r>
-        <w:rPr>
-          <w:b w:val="0"/>
-        </w:rPr>
-        <w:t>Abre E-mails no menu.</w:t>
-      </w:r>
-    </w:p>
-    <w:p>
-      <w:pPr>
-        <w:spacing w:after="40"/>
-        <w:ind w:left="510" w:hanging="340"/>
-      </w:pPr>
-      <w:r>
-        <w:t xml:space="preserve">2. </w:t>
-      </w:r>
-      <w:r>
-        <w:rPr>
-          <w:b w:val="0"/>
-        </w:rPr>
-        <w:t>Filtra "Sem item".</w:t>
-      </w:r>
-    </w:p>
-    <w:p>
-      <w:pPr>
-        <w:spacing w:after="40"/>
-        <w:ind w:left="510" w:hanging="340"/>
-      </w:pPr>
-      <w:r>
-        <w:t xml:space="preserve">3. </w:t>
-      </w:r>
-      <w:r>
-        <w:rPr>
-          <w:b w:val="0"/>
-        </w:rPr>
-        <w:t>Clica em Vincular, escolhe a sugestão ou busca o item.</w:t>
-      </w:r>
-    </w:p>
-    <w:p>
-      <w:pPr>
-        <w:pStyle w:val="Heading3"/>
-      </w:pPr>
-      <w:r>
-        <w:t>Por que assim</w:t>
-      </w:r>
-    </w:p>
-    <w:p>
-      <w:r>
-        <w:rPr>
-          <w:b w:val="0"/>
-        </w:rPr>
-        <w:t>O documento pede que o e-mail vinculado apareça "na área de E-mail do usuário". Essa área existe escondida: a tela "Emails Recebidos", sem entrada no menu.</w:t>
-      </w:r>
-    </w:p>
-    <w:p>
-      <w:pPr>
-        <w:pStyle w:val="Heading2"/>
-      </w:pPr>
-      <w:r>
-        <w:t>6.7 Mail Box do item (já existe)</w:t>
-      </w:r>
-    </w:p>
-    <w:p>
-      <w:pPr>
-        <w:pStyle w:val="ListBullet"/>
-        <w:spacing w:after="40"/>
-      </w:pPr>
-      <w:r>
-        <w:rPr>
-          <w:b w:val="0"/>
-        </w:rPr>
-        <w:t>Endereço do item com botão de copiar, abas Recebidos e Enviados, lápis para escrever e Responder em cada e-mail.</w:t>
-      </w:r>
-    </w:p>
-    <w:p>
-      <w:pPr>
-        <w:pStyle w:val="ListBullet"/>
-        <w:spacing w:after="40"/>
-      </w:pPr>
-      <w:r>
-        <w:rPr>
-          <w:b w:val="0"/>
-        </w:rPr>
-        <w:t>O protótipo só acrescenta: o lápis abre o mesmo compositor de 6.3, já vinculado ao item.</w:t>
-      </w:r>
-    </w:p>
-    <w:p>
-      <w:pPr>
-        <w:pStyle w:val="Heading3"/>
-      </w:pPr>
-      <w:r>
-        <w:t>Depende de</w:t>
-      </w:r>
-    </w:p>
-    <w:tbl>
-      <w:tblPr>
-        <w:tblStyle w:val="TableGrid"/>
-        <w:tblW w:type="auto" w:w="0"/>
-        <w:jc w:val="center"/>
-        <w:tblLayout w:type="fixed"/>
-        <w:tblLook w:firstColumn="1" w:firstRow="1" w:lastColumn="0" w:lastRow="0" w:noHBand="0" w:noVBand="1" w:val="04A0"/>
-      </w:tblPr>
-      <w:tblGrid>
-        <w:gridCol w:w="3249"/>
-        <w:gridCol w:w="3249"/>
-        <w:gridCol w:w="3249"/>
-      </w:tblGrid>
-      <w:tr>
-        <w:trPr>
-          <w:tblHeader w:val="true"/>
-        </w:trPr>
-        <w:tc>
-          <w:tcPr>
-            <w:tcW w:type="dxa" w:w="3628"/>
-            <w:shd w:val="clear" w:color="auto" w:fill="E8EEF7"/>
-          </w:tcPr>
-          <w:p>
-            <w:pPr>
-              <w:spacing w:after="40"/>
-            </w:pPr>
-            <w:r>
-              <w:rPr>
-                <w:sz w:val="19"/>
-              </w:rPr>
-            </w:r>
-            <w:r>
-              <w:rPr>
-                <w:b/>
-                <w:sz w:val="19"/>
-              </w:rPr>
-              <w:t>Dependência</w:t>
-            </w:r>
-          </w:p>
-        </w:tc>
-        <w:tc>
-          <w:tcPr>
-            <w:tcW w:type="dxa" w:w="2268"/>
-            <w:shd w:val="clear" w:color="auto" w:fill="E8EEF7"/>
-          </w:tcPr>
-          <w:p>
-            <w:pPr>
-              <w:spacing w:after="40"/>
-            </w:pPr>
-            <w:r>
-              <w:rPr>
-                <w:sz w:val="19"/>
-              </w:rPr>
-            </w:r>
-            <w:r>
-              <w:rPr>
-                <w:b/>
-                <w:sz w:val="19"/>
-              </w:rPr>
-              <w:t>Onde se resolve</w:t>
-            </w:r>
-          </w:p>
-        </w:tc>
-        <w:tc>
-          <w:tcPr>
-            <w:tcW w:type="dxa" w:w="3515"/>
-            <w:shd w:val="clear" w:color="auto" w:fill="E8EEF7"/>
-          </w:tcPr>
-          <w:p>
-            <w:pPr>
-              <w:spacing w:after="40"/>
-            </w:pPr>
-            <w:r>
-              <w:rPr>
-                <w:sz w:val="19"/>
-              </w:rPr>
-            </w:r>
-            <w:r>
-              <w:rPr>
-                <w:b/>
-                <w:sz w:val="19"/>
-              </w:rPr>
-              <w:t>Se faltar</w:t>
-            </w:r>
-          </w:p>
-        </w:tc>
-      </w:tr>
-      <w:tr>
-        <w:tc>
-          <w:tcPr>
-            <w:tcW w:type="dxa" w:w="3628"/>
-          </w:tcPr>
-          <w:p>
-            <w:pPr>
-              <w:spacing w:after="40"/>
-            </w:pPr>
-            <w:r>
-              <w:rPr>
-                <w:sz w:val="19"/>
-              </w:rPr>
-            </w:r>
-            <w:r>
-              <w:rPr>
-                <w:b w:val="0"/>
-                <w:sz w:val="19"/>
-              </w:rPr>
               <w:t>Pasta Mail Box na categoria (D9)</w:t>
             </w:r>
           </w:p>
@@ -14818,7 +14699,7 @@
                 <w:b w:val="0"/>
                 <w:sz w:val="19"/>
               </w:rPr>
-              <w:t>Atalhos (4.1 a 4.8)</w:t>
+              <w:t>Atalhos (4.1 a 4.7)</w:t>
             </w:r>
           </w:p>
         </w:tc>
@@ -15597,61 +15478,103 @@
         <w:rPr>
           <w:b w:val="0"/>
         </w:rPr>
-        <w:t>Não abre o app: mostra num aviso o link exato que abriria (</w:t>
-      </w:r>
+        <w:t>Não abre o app de verdade: abre uma simulação dele, com o selo "Simulação · fora do ENSPACE" e o link exato no topo. Ela segue as regras desta especificação:</w:t>
+      </w:r>
+    </w:p>
+    <w:p>
+      <w:pPr>
+        <w:pStyle w:val="ListBullet2"/>
+        <w:spacing w:after="40"/>
+      </w:pPr>
       <w:r>
         <w:rPr>
-          <w:rFonts w:ascii="Consolas" w:hAnsi="Consolas" w:eastAsia="Consolas"/>
-          <w:b w:val="0"/>
-          <w:sz w:val="18"/>
+          <w:b/>
         </w:rPr>
-        <w:t>mailto:</w:t>
+        <w:t>WhatsApp e Mensagens (SMS):</w:t>
       </w:r>
       <w:r>
         <w:rPr>
           <w:b w:val="0"/>
         </w:rPr>
-        <w:t xml:space="preserve">, </w:t>
-      </w:r>
+        <w:t xml:space="preserve"> o texto inicial vem pronto; a conversa não volta ao ENSPACE;</w:t>
+      </w:r>
+    </w:p>
+    <w:p>
+      <w:pPr>
+        <w:pStyle w:val="ListBullet2"/>
+        <w:spacing w:after="40"/>
+      </w:pPr>
       <w:r>
         <w:rPr>
-          <w:rFonts w:ascii="Consolas" w:hAnsi="Consolas" w:eastAsia="Consolas"/>
-          <w:b w:val="0"/>
-          <w:sz w:val="18"/>
+          <w:b/>
         </w:rPr>
-        <w:t>https://wa.me/...</w:t>
+        <w:t>app de e-mail:</w:t>
       </w:r>
       <w:r>
         <w:rPr>
           <w:b w:val="0"/>
         </w:rPr>
-        <w:t xml:space="preserve">, </w:t>
-      </w:r>
+        <w:t xml:space="preserve"> com o endereço do item em Cc, a cópia chega à Mail Box do item; sem ele, o ENSPACE não fica sabendo;</w:t>
+      </w:r>
+    </w:p>
+    <w:p>
+      <w:pPr>
+        <w:pStyle w:val="ListBullet2"/>
+        <w:spacing w:after="40"/>
+      </w:pPr>
       <w:r>
         <w:rPr>
-          <w:rFonts w:ascii="Consolas" w:hAnsi="Consolas" w:eastAsia="Consolas"/>
-          <w:b w:val="0"/>
-          <w:sz w:val="18"/>
+          <w:b/>
         </w:rPr>
-        <w:t>sms:</w:t>
+        <w:t>página pública do formulário:</w:t>
       </w:r>
       <w:r>
         <w:rPr>
           <w:b w:val="0"/>
         </w:rPr>
-        <w:t>).</w:t>
+        <w:t xml:space="preserve"> a resposta cria um item na categoria do formulário, com o contato preenchido;</w:t>
       </w:r>
     </w:p>
     <w:p>
       <w:pPr>
-        <w:pStyle w:val="ListBullet"/>
+        <w:pStyle w:val="ListBullet2"/>
         <w:spacing w:after="40"/>
       </w:pPr>
+      <w:r>
+        <w:rPr>
+          <w:b/>
+        </w:rPr>
+        <w:t>Integrar contas:</w:t>
+      </w:r>
       <w:r>
         <w:rPr>
           <w:b w:val="0"/>
         </w:rPr>
-        <w:t>Não envia e-mail: guarda na memória e some ao recarregar.</w:t>
+        <w:t xml:space="preserve"> Perfil › Integrações e o consentimento da Microsoft; aceitar libera o compositor.</w:t>
+      </w:r>
+    </w:p>
+    <w:p>
+      <w:pPr>
+        <w:pStyle w:val="ListBullet"/>
+        <w:spacing w:after="40"/>
+      </w:pPr>
+      <w:r>
+        <w:rPr>
+          <w:b w:val="0"/>
+        </w:rPr>
+        <w:t>Não envia e-mail de verdade nem grava nada fora do navegador: tudo fica na memória e some ao recarregar.</w:t>
+      </w:r>
+    </w:p>
+    <w:p>
+      <w:pPr>
+        <w:pStyle w:val="ListBullet"/>
+        <w:spacing w:after="40"/>
+      </w:pPr>
+      <w:r>
+        <w:rPr>
+          <w:b w:val="0"/>
+        </w:rPr>
+        <w:t>O Salvar da Visão Geral grava no item (em memória). É o fim da jornada "Cadastrar telefone".</w:t>
       </w:r>
     </w:p>
     <w:p>
